--- a/L AND T ACKNOWLEDGEMENT.docx
+++ b/L AND T ACKNOWLEDGEMENT.docx
@@ -65,1517 +65,10 @@
       <w:r>
         <w:rPr>
           <w:rFonts w:ascii="Times New Roman"/>
-          <w:noProof/>
-          <w:sz w:val="20"/>
-        </w:rPr>
-        <mc:AlternateContent>
-          <mc:Choice Requires="wpg">
-            <w:drawing>
-              <wp:inline distT="0" distB="0" distL="0" distR="0" wp14:anchorId="080CA548" wp14:editId="682D7274">
-                <wp:extent cx="373380" cy="366395"/>
-                <wp:effectExtent l="0" t="0" r="0" b="0"/>
-                <wp:docPr id="2" name="Group 2"/>
-                <wp:cNvGraphicFramePr>
-                  <a:graphicFrameLocks xmlns:a="http://schemas.openxmlformats.org/drawingml/2006/main"/>
-                </wp:cNvGraphicFramePr>
-                <a:graphic xmlns:a="http://schemas.openxmlformats.org/drawingml/2006/main">
-                  <a:graphicData uri="http://schemas.microsoft.com/office/word/2010/wordprocessingGroup">
-                    <wpg:wgp>
-                      <wpg:cNvGrpSpPr>
-                        <a:grpSpLocks/>
-                      </wpg:cNvGrpSpPr>
-                      <wpg:grpSpPr>
-                        <a:xfrm>
-                          <a:off x="0" y="0"/>
-                          <a:ext cx="373380" cy="366395"/>
-                          <a:chOff x="0" y="0"/>
-                          <a:chExt cx="373380" cy="366395"/>
-                        </a:xfrm>
-                      </wpg:grpSpPr>
-                      <wps:wsp>
-                        <wps:cNvPr id="3" name="Graphic 3"/>
-                        <wps:cNvSpPr/>
-                        <wps:spPr>
-                          <a:xfrm>
-                            <a:off x="0" y="0"/>
-                            <a:ext cx="373380" cy="366395"/>
-                          </a:xfrm>
-                          <a:custGeom>
-                            <a:avLst/>
-                            <a:gdLst/>
-                            <a:ahLst/>
-                            <a:cxnLst/>
-                            <a:rect l="l" t="t" r="r" b="b"/>
-                            <a:pathLst>
-                              <a:path w="373380" h="366395">
-                                <a:moveTo>
-                                  <a:pt x="186670" y="0"/>
-                                </a:moveTo>
-                                <a:lnTo>
-                                  <a:pt x="137080" y="6541"/>
-                                </a:lnTo>
-                                <a:lnTo>
-                                  <a:pt x="92498" y="24996"/>
-                                </a:lnTo>
-                                <a:lnTo>
-                                  <a:pt x="54712" y="53614"/>
-                                </a:lnTo>
-                                <a:lnTo>
-                                  <a:pt x="25508" y="90641"/>
-                                </a:lnTo>
-                                <a:lnTo>
-                                  <a:pt x="6675" y="134326"/>
-                                </a:lnTo>
-                                <a:lnTo>
-                                  <a:pt x="0" y="182916"/>
-                                </a:lnTo>
-                                <a:lnTo>
-                                  <a:pt x="6675" y="231506"/>
-                                </a:lnTo>
-                                <a:lnTo>
-                                  <a:pt x="25508" y="275191"/>
-                                </a:lnTo>
-                                <a:lnTo>
-                                  <a:pt x="54712" y="312219"/>
-                                </a:lnTo>
-                                <a:lnTo>
-                                  <a:pt x="92499" y="340836"/>
-                                </a:lnTo>
-                                <a:lnTo>
-                                  <a:pt x="137081" y="359292"/>
-                                </a:lnTo>
-                                <a:lnTo>
-                                  <a:pt x="186670" y="365833"/>
-                                </a:lnTo>
-                                <a:lnTo>
-                                  <a:pt x="236256" y="359292"/>
-                                </a:lnTo>
-                                <a:lnTo>
-                                  <a:pt x="276319" y="342707"/>
-                                </a:lnTo>
-                                <a:lnTo>
-                                  <a:pt x="186670" y="342707"/>
-                                </a:lnTo>
-                                <a:lnTo>
-                                  <a:pt x="187925" y="340603"/>
-                                </a:lnTo>
-                                <a:lnTo>
-                                  <a:pt x="116977" y="327030"/>
-                                </a:lnTo>
-                                <a:lnTo>
-                                  <a:pt x="79215" y="302657"/>
-                                </a:lnTo>
-                                <a:lnTo>
-                                  <a:pt x="49692" y="269303"/>
-                                </a:lnTo>
-                                <a:lnTo>
-                                  <a:pt x="30469" y="228783"/>
-                                </a:lnTo>
-                                <a:lnTo>
-                                  <a:pt x="23603" y="182916"/>
-                                </a:lnTo>
-                                <a:lnTo>
-                                  <a:pt x="32018" y="132063"/>
-                                </a:lnTo>
-                                <a:lnTo>
-                                  <a:pt x="55519" y="88306"/>
-                                </a:lnTo>
-                                <a:lnTo>
-                                  <a:pt x="91492" y="54011"/>
-                                </a:lnTo>
-                                <a:lnTo>
-                                  <a:pt x="137320" y="31541"/>
-                                </a:lnTo>
-                                <a:lnTo>
-                                  <a:pt x="163635" y="31541"/>
-                                </a:lnTo>
-                                <a:lnTo>
-                                  <a:pt x="167357" y="25232"/>
-                                </a:lnTo>
-                                <a:lnTo>
-                                  <a:pt x="173795" y="23132"/>
-                                </a:lnTo>
-                                <a:lnTo>
-                                  <a:pt x="276332" y="23132"/>
-                                </a:lnTo>
-                                <a:lnTo>
-                                  <a:pt x="236256" y="6541"/>
-                                </a:lnTo>
-                                <a:lnTo>
-                                  <a:pt x="186670" y="0"/>
-                                </a:lnTo>
-                                <a:close/>
-                              </a:path>
-                              <a:path w="373380" h="366395">
-                                <a:moveTo>
-                                  <a:pt x="276332" y="23132"/>
-                                </a:moveTo>
-                                <a:lnTo>
-                                  <a:pt x="186670" y="23132"/>
-                                </a:lnTo>
-                                <a:lnTo>
-                                  <a:pt x="230037" y="28836"/>
-                                </a:lnTo>
-                                <a:lnTo>
-                                  <a:pt x="268995" y="44935"/>
-                                </a:lnTo>
-                                <a:lnTo>
-                                  <a:pt x="301993" y="69911"/>
-                                </a:lnTo>
-                                <a:lnTo>
-                                  <a:pt x="327481" y="102246"/>
-                                </a:lnTo>
-                                <a:lnTo>
-                                  <a:pt x="343911" y="140421"/>
-                                </a:lnTo>
-                                <a:lnTo>
-                                  <a:pt x="349732" y="182916"/>
-                                </a:lnTo>
-                                <a:lnTo>
-                                  <a:pt x="343911" y="225415"/>
-                                </a:lnTo>
-                                <a:lnTo>
-                                  <a:pt x="327481" y="263591"/>
-                                </a:lnTo>
-                                <a:lnTo>
-                                  <a:pt x="301993" y="295927"/>
-                                </a:lnTo>
-                                <a:lnTo>
-                                  <a:pt x="268995" y="320903"/>
-                                </a:lnTo>
-                                <a:lnTo>
-                                  <a:pt x="230038" y="337003"/>
-                                </a:lnTo>
-                                <a:lnTo>
-                                  <a:pt x="186670" y="342707"/>
-                                </a:lnTo>
-                                <a:lnTo>
-                                  <a:pt x="276319" y="342707"/>
-                                </a:lnTo>
-                                <a:lnTo>
-                                  <a:pt x="318621" y="312219"/>
-                                </a:lnTo>
-                                <a:lnTo>
-                                  <a:pt x="347824" y="275191"/>
-                                </a:lnTo>
-                                <a:lnTo>
-                                  <a:pt x="366657" y="231507"/>
-                                </a:lnTo>
-                                <a:lnTo>
-                                  <a:pt x="373332" y="182916"/>
-                                </a:lnTo>
-                                <a:lnTo>
-                                  <a:pt x="366657" y="134326"/>
-                                </a:lnTo>
-                                <a:lnTo>
-                                  <a:pt x="347824" y="90641"/>
-                                </a:lnTo>
-                                <a:lnTo>
-                                  <a:pt x="318621" y="53614"/>
-                                </a:lnTo>
-                                <a:lnTo>
-                                  <a:pt x="280836" y="24996"/>
-                                </a:lnTo>
-                                <a:lnTo>
-                                  <a:pt x="276332" y="23132"/>
-                                </a:lnTo>
-                                <a:close/>
-                              </a:path>
-                              <a:path w="373380" h="366395">
-                                <a:moveTo>
-                                  <a:pt x="268201" y="206042"/>
-                                </a:moveTo>
-                                <a:lnTo>
-                                  <a:pt x="240307" y="206042"/>
-                                </a:lnTo>
-                                <a:lnTo>
-                                  <a:pt x="160920" y="340603"/>
-                                </a:lnTo>
-                                <a:lnTo>
-                                  <a:pt x="187925" y="340603"/>
-                                </a:lnTo>
-                                <a:lnTo>
-                                  <a:pt x="268201" y="206042"/>
-                                </a:lnTo>
-                                <a:close/>
-                              </a:path>
-                              <a:path w="373380" h="366395">
-                                <a:moveTo>
-                                  <a:pt x="163635" y="31541"/>
-                                </a:moveTo>
-                                <a:lnTo>
-                                  <a:pt x="137320" y="31541"/>
-                                </a:lnTo>
-                                <a:lnTo>
-                                  <a:pt x="34330" y="206042"/>
-                                </a:lnTo>
-                                <a:lnTo>
-                                  <a:pt x="160920" y="206042"/>
-                                </a:lnTo>
-                                <a:lnTo>
-                                  <a:pt x="186670" y="159791"/>
-                                </a:lnTo>
-                                <a:lnTo>
-                                  <a:pt x="87970" y="159791"/>
-                                </a:lnTo>
-                                <a:lnTo>
-                                  <a:pt x="163635" y="31541"/>
-                                </a:lnTo>
-                                <a:close/>
-                              </a:path>
-                              <a:path w="373380" h="366395">
-                                <a:moveTo>
-                                  <a:pt x="339007" y="159791"/>
-                                </a:moveTo>
-                                <a:lnTo>
-                                  <a:pt x="214564" y="159791"/>
-                                </a:lnTo>
-                                <a:lnTo>
-                                  <a:pt x="186670" y="206042"/>
-                                </a:lnTo>
-                                <a:lnTo>
-                                  <a:pt x="313257" y="206042"/>
-                                </a:lnTo>
-                                <a:lnTo>
-                                  <a:pt x="339007" y="159791"/>
-                                </a:lnTo>
-                                <a:close/>
-                              </a:path>
-                            </a:pathLst>
-                          </a:custGeom>
-                          <a:solidFill>
-                            <a:srgbClr val="004784"/>
-                          </a:solidFill>
-                        </wps:spPr>
-                        <wps:bodyPr wrap="square" lIns="0" tIns="0" rIns="0" bIns="0" rtlCol="0">
-                          <a:prstTxWarp prst="textNoShape">
-                            <a:avLst/>
-                          </a:prstTxWarp>
-                          <a:noAutofit/>
-                        </wps:bodyPr>
-                      </wps:wsp>
-                    </wpg:wgp>
-                  </a:graphicData>
-                </a:graphic>
-              </wp:inline>
-            </w:drawing>
-          </mc:Choice>
-          <mc:Fallback>
-            <w:pict>
-              <v:group w14:anchorId="14127F6D" id="Group 2" o:spid="_x0000_s1026" style="width:29.4pt;height:28.85pt;mso-position-horizontal-relative:char;mso-position-vertical-relative:line" coordsize="373380,366395" o:gfxdata="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">
-                <v:shape id="Graphic 3" o:spid="_x0000_s1027" style="position:absolute;width:373380;height:366395;visibility:visible;mso-wrap-style:square;v-text-anchor:top" coordsize="373380,366395" o:gfxdata="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" path="m186670,l137080,6541,92498,24996,54712,53614,25508,90641,6675,134326,,182916r6675,48590l25508,275191r29204,37028l92499,340836r44582,18456l186670,365833r49586,-6541l276319,342707r-89649,l187925,340603,116977,327030,79215,302657,49692,269303,30469,228783,23603,182916r8415,-50853l55519,88306,91492,54011,137320,31541r26315,l167357,25232r6438,-2100l276332,23132,236256,6541,186670,xem276332,23132r-89662,l230037,28836r38958,16099l301993,69911r25488,32335l343911,140421r5821,42495l343911,225415r-16430,38176l301993,295927r-32998,24976l230038,337003r-43368,5704l276319,342707r42302,-30488l347824,275191r18833,-43684l373332,182916r-6675,-48590l347824,90641,318621,53614,280836,24996r-4504,-1864xem268201,206042r-27894,l160920,340603r27005,l268201,206042xem163635,31541r-26315,l34330,206042r126590,l186670,159791r-98700,l163635,31541xem339007,159791r-124443,l186670,206042r126587,l339007,159791xe" fillcolor="#004784" stroked="f">
-                  <v:path arrowok="t"/>
-                </v:shape>
-                <w10:anchorlock/>
-              </v:group>
-            </w:pict>
-          </mc:Fallback>
-        </mc:AlternateContent>
-      </w:r>
-      <w:r>
-        <w:rPr>
-          <w:rFonts w:ascii="Times New Roman"/>
           <w:spacing w:val="73"/>
           <w:sz w:val="20"/>
         </w:rPr>
         <w:t xml:space="preserve"> </w:t>
-      </w:r>
-      <w:r>
-        <w:rPr>
-          <w:rFonts w:ascii="Times New Roman"/>
-          <w:noProof/>
-          <w:spacing w:val="73"/>
-          <w:position w:val="14"/>
-          <w:sz w:val="20"/>
-        </w:rPr>
-        <mc:AlternateContent>
-          <mc:Choice Requires="wpg">
-            <w:drawing>
-              <wp:inline distT="0" distB="0" distL="0" distR="0" wp14:anchorId="328CA7EE" wp14:editId="59131C7E">
-                <wp:extent cx="1487170" cy="200025"/>
-                <wp:effectExtent l="0" t="0" r="0" b="0"/>
-                <wp:docPr id="4" name="Group 4"/>
-                <wp:cNvGraphicFramePr>
-                  <a:graphicFrameLocks xmlns:a="http://schemas.openxmlformats.org/drawingml/2006/main"/>
-                </wp:cNvGraphicFramePr>
-                <a:graphic xmlns:a="http://schemas.openxmlformats.org/drawingml/2006/main">
-                  <a:graphicData uri="http://schemas.microsoft.com/office/word/2010/wordprocessingGroup">
-                    <wpg:wgp>
-                      <wpg:cNvGrpSpPr>
-                        <a:grpSpLocks/>
-                      </wpg:cNvGrpSpPr>
-                      <wpg:grpSpPr>
-                        <a:xfrm>
-                          <a:off x="0" y="0"/>
-                          <a:ext cx="1487170" cy="200025"/>
-                          <a:chOff x="0" y="0"/>
-                          <a:chExt cx="1487170" cy="200025"/>
-                        </a:xfrm>
-                      </wpg:grpSpPr>
-                      <wps:wsp>
-                        <wps:cNvPr id="5" name="Graphic 5"/>
-                        <wps:cNvSpPr/>
-                        <wps:spPr>
-                          <a:xfrm>
-                            <a:off x="0" y="0"/>
-                            <a:ext cx="1487170" cy="200025"/>
-                          </a:xfrm>
-                          <a:custGeom>
-                            <a:avLst/>
-                            <a:gdLst/>
-                            <a:ahLst/>
-                            <a:cxnLst/>
-                            <a:rect l="l" t="t" r="r" b="b"/>
-                            <a:pathLst>
-                              <a:path w="1487170" h="200025">
-                                <a:moveTo>
-                                  <a:pt x="1431139" y="58874"/>
-                                </a:moveTo>
-                                <a:lnTo>
-                                  <a:pt x="1399694" y="65772"/>
-                                </a:lnTo>
-                                <a:lnTo>
-                                  <a:pt x="1374502" y="84101"/>
-                                </a:lnTo>
-                                <a:lnTo>
-                                  <a:pt x="1357769" y="110315"/>
-                                </a:lnTo>
-                                <a:lnTo>
-                                  <a:pt x="1351701" y="140867"/>
-                                </a:lnTo>
-                                <a:lnTo>
-                                  <a:pt x="1356565" y="166362"/>
-                                </a:lnTo>
-                                <a:lnTo>
-                                  <a:pt x="1356671" y="166919"/>
-                                </a:lnTo>
-                                <a:lnTo>
-                                  <a:pt x="1370501" y="185285"/>
-                                </a:lnTo>
-                                <a:lnTo>
-                                  <a:pt x="1391568" y="196160"/>
-                                </a:lnTo>
-                                <a:lnTo>
-                                  <a:pt x="1418249" y="199741"/>
-                                </a:lnTo>
-                                <a:lnTo>
-                                  <a:pt x="1429503" y="199018"/>
-                                </a:lnTo>
-                                <a:lnTo>
-                                  <a:pt x="1440770" y="197111"/>
-                                </a:lnTo>
-                                <a:lnTo>
-                                  <a:pt x="1452037" y="194415"/>
-                                </a:lnTo>
-                                <a:lnTo>
-                                  <a:pt x="1463291" y="191325"/>
-                                </a:lnTo>
-                                <a:lnTo>
-                                  <a:pt x="1465920" y="174508"/>
-                                </a:lnTo>
-                                <a:lnTo>
-                                  <a:pt x="1424694" y="174508"/>
-                                </a:lnTo>
-                                <a:lnTo>
-                                  <a:pt x="1408693" y="172505"/>
-                                </a:lnTo>
-                                <a:lnTo>
-                                  <a:pt x="1396507" y="166362"/>
-                                </a:lnTo>
-                                <a:lnTo>
-                                  <a:pt x="1388747" y="155882"/>
-                                </a:lnTo>
-                                <a:lnTo>
-                                  <a:pt x="1386025" y="140867"/>
-                                </a:lnTo>
-                                <a:lnTo>
-                                  <a:pt x="1484725" y="140867"/>
-                                </a:lnTo>
-                                <a:lnTo>
-                                  <a:pt x="1485981" y="132984"/>
-                                </a:lnTo>
-                                <a:lnTo>
-                                  <a:pt x="1486626" y="125100"/>
-                                </a:lnTo>
-                                <a:lnTo>
-                                  <a:pt x="1486864" y="117215"/>
-                                </a:lnTo>
-                                <a:lnTo>
-                                  <a:pt x="1486871" y="115641"/>
-                                </a:lnTo>
-                                <a:lnTo>
-                                  <a:pt x="1392470" y="115641"/>
-                                </a:lnTo>
-                                <a:lnTo>
-                                  <a:pt x="1397911" y="102729"/>
-                                </a:lnTo>
-                                <a:lnTo>
-                                  <a:pt x="1405369" y="92774"/>
-                                </a:lnTo>
-                                <a:lnTo>
-                                  <a:pt x="1416044" y="86367"/>
-                                </a:lnTo>
-                                <a:lnTo>
-                                  <a:pt x="1431127" y="84101"/>
-                                </a:lnTo>
-                                <a:lnTo>
-                                  <a:pt x="1480787" y="84102"/>
-                                </a:lnTo>
-                                <a:lnTo>
-                                  <a:pt x="1471890" y="71488"/>
-                                </a:lnTo>
-                                <a:lnTo>
-                                  <a:pt x="1454332" y="62027"/>
-                                </a:lnTo>
-                                <a:lnTo>
-                                  <a:pt x="1431139" y="58874"/>
-                                </a:lnTo>
-                                <a:close/>
-                              </a:path>
-                              <a:path w="1487170" h="200025">
-                                <a:moveTo>
-                                  <a:pt x="1467563" y="163999"/>
-                                </a:moveTo>
-                                <a:lnTo>
-                                  <a:pt x="1457566" y="168299"/>
-                                </a:lnTo>
-                                <a:lnTo>
-                                  <a:pt x="1446943" y="171616"/>
-                                </a:lnTo>
-                                <a:lnTo>
-                                  <a:pt x="1435914" y="173752"/>
-                                </a:lnTo>
-                                <a:lnTo>
-                                  <a:pt x="1424694" y="174508"/>
-                                </a:lnTo>
-                                <a:lnTo>
-                                  <a:pt x="1465920" y="174508"/>
-                                </a:lnTo>
-                                <a:lnTo>
-                                  <a:pt x="1467497" y="164426"/>
-                                </a:lnTo>
-                                <a:lnTo>
-                                  <a:pt x="1467563" y="163999"/>
-                                </a:lnTo>
-                                <a:close/>
-                              </a:path>
-                              <a:path w="1487170" h="200025">
-                                <a:moveTo>
-                                  <a:pt x="1480787" y="84102"/>
-                                </a:moveTo>
-                                <a:lnTo>
-                                  <a:pt x="1431150" y="84101"/>
-                                </a:lnTo>
-                                <a:lnTo>
-                                  <a:pt x="1440812" y="85644"/>
-                                </a:lnTo>
-                                <a:lnTo>
-                                  <a:pt x="1447477" y="90145"/>
-                                </a:lnTo>
-                                <a:lnTo>
-                                  <a:pt x="1451332" y="97406"/>
-                                </a:lnTo>
-                                <a:lnTo>
-                                  <a:pt x="1452574" y="107232"/>
-                                </a:lnTo>
-                                <a:lnTo>
-                                  <a:pt x="1452574" y="115641"/>
-                                </a:lnTo>
-                                <a:lnTo>
-                                  <a:pt x="1486871" y="115641"/>
-                                </a:lnTo>
-                                <a:lnTo>
-                                  <a:pt x="1486898" y="109333"/>
-                                </a:lnTo>
-                                <a:lnTo>
-                                  <a:pt x="1483012" y="87256"/>
-                                </a:lnTo>
-                                <a:lnTo>
-                                  <a:pt x="1480787" y="84102"/>
-                                </a:lnTo>
-                                <a:close/>
-                              </a:path>
-                              <a:path w="1487170" h="200025">
-                                <a:moveTo>
-                                  <a:pt x="1064217" y="88307"/>
-                                </a:moveTo>
-                                <a:lnTo>
-                                  <a:pt x="1027721" y="88307"/>
-                                </a:lnTo>
-                                <a:lnTo>
-                                  <a:pt x="1019176" y="132458"/>
-                                </a:lnTo>
-                                <a:lnTo>
-                                  <a:pt x="1016366" y="140344"/>
-                                </a:lnTo>
-                                <a:lnTo>
-                                  <a:pt x="1014351" y="148228"/>
-                                </a:lnTo>
-                                <a:lnTo>
-                                  <a:pt x="1013173" y="155882"/>
-                                </a:lnTo>
-                                <a:lnTo>
-                                  <a:pt x="1013137" y="156113"/>
-                                </a:lnTo>
-                                <a:lnTo>
-                                  <a:pt x="1012731" y="163999"/>
-                                </a:lnTo>
-                                <a:lnTo>
-                                  <a:pt x="1015814" y="180226"/>
-                                </a:lnTo>
-                                <a:lnTo>
-                                  <a:pt x="1024525" y="191329"/>
-                                </a:lnTo>
-                                <a:lnTo>
-                                  <a:pt x="1038057" y="197703"/>
-                                </a:lnTo>
-                                <a:lnTo>
-                                  <a:pt x="1055600" y="199741"/>
-                                </a:lnTo>
-                                <a:lnTo>
-                                  <a:pt x="1062045" y="199741"/>
-                                </a:lnTo>
-                                <a:lnTo>
-                                  <a:pt x="1074935" y="195533"/>
-                                </a:lnTo>
-                                <a:lnTo>
-                                  <a:pt x="1078834" y="172504"/>
-                                </a:lnTo>
-                                <a:lnTo>
-                                  <a:pt x="1055747" y="172504"/>
-                                </a:lnTo>
-                                <a:lnTo>
-                                  <a:pt x="1049378" y="168299"/>
-                                </a:lnTo>
-                                <a:lnTo>
-                                  <a:pt x="1049228" y="168299"/>
-                                </a:lnTo>
-                                <a:lnTo>
-                                  <a:pt x="1049228" y="149275"/>
-                                </a:lnTo>
-                                <a:lnTo>
-                                  <a:pt x="1051328" y="147175"/>
-                                </a:lnTo>
-                                <a:lnTo>
-                                  <a:pt x="1064217" y="88307"/>
-                                </a:lnTo>
-                                <a:close/>
-                              </a:path>
-                              <a:path w="1487170" h="200025">
-                                <a:moveTo>
-                                  <a:pt x="1283052" y="58874"/>
-                                </a:moveTo>
-                                <a:lnTo>
-                                  <a:pt x="1226479" y="84101"/>
-                                </a:lnTo>
-                                <a:lnTo>
-                                  <a:pt x="1203790" y="140344"/>
-                                </a:lnTo>
-                                <a:lnTo>
-                                  <a:pt x="1203687" y="140866"/>
-                                </a:lnTo>
-                                <a:lnTo>
-                                  <a:pt x="1208540" y="166362"/>
-                                </a:lnTo>
-                                <a:lnTo>
-                                  <a:pt x="1208646" y="166919"/>
-                                </a:lnTo>
-                                <a:lnTo>
-                                  <a:pt x="1222451" y="185285"/>
-                                </a:lnTo>
-                                <a:lnTo>
-                                  <a:pt x="1243493" y="196160"/>
-                                </a:lnTo>
-                                <a:lnTo>
-                                  <a:pt x="1270163" y="199741"/>
-                                </a:lnTo>
-                                <a:lnTo>
-                                  <a:pt x="1281448" y="199018"/>
-                                </a:lnTo>
-                                <a:lnTo>
-                                  <a:pt x="1292720" y="197111"/>
-                                </a:lnTo>
-                                <a:lnTo>
-                                  <a:pt x="1303991" y="194415"/>
-                                </a:lnTo>
-                                <a:lnTo>
-                                  <a:pt x="1315260" y="191330"/>
-                                </a:lnTo>
-                                <a:lnTo>
-                                  <a:pt x="1317906" y="174508"/>
-                                </a:lnTo>
-                                <a:lnTo>
-                                  <a:pt x="1276608" y="174508"/>
-                                </a:lnTo>
-                                <a:lnTo>
-                                  <a:pt x="1260618" y="172504"/>
-                                </a:lnTo>
-                                <a:lnTo>
-                                  <a:pt x="1248457" y="166362"/>
-                                </a:lnTo>
-                                <a:lnTo>
-                                  <a:pt x="1240722" y="155882"/>
-                                </a:lnTo>
-                                <a:lnTo>
-                                  <a:pt x="1238011" y="140866"/>
-                                </a:lnTo>
-                                <a:lnTo>
-                                  <a:pt x="1334539" y="140867"/>
-                                </a:lnTo>
-                                <a:lnTo>
-                                  <a:pt x="1336134" y="132984"/>
-                                </a:lnTo>
-                                <a:lnTo>
-                                  <a:pt x="1337526" y="125100"/>
-                                </a:lnTo>
-                                <a:lnTo>
-                                  <a:pt x="1338510" y="117215"/>
-                                </a:lnTo>
-                                <a:lnTo>
-                                  <a:pt x="1338585" y="115641"/>
-                                </a:lnTo>
-                                <a:lnTo>
-                                  <a:pt x="1242283" y="115641"/>
-                                </a:lnTo>
-                                <a:lnTo>
-                                  <a:pt x="1248969" y="102729"/>
-                                </a:lnTo>
-                                <a:lnTo>
-                                  <a:pt x="1257047" y="92773"/>
-                                </a:lnTo>
-                                <a:lnTo>
-                                  <a:pt x="1267935" y="86367"/>
-                                </a:lnTo>
-                                <a:lnTo>
-                                  <a:pt x="1283041" y="84101"/>
-                                </a:lnTo>
-                                <a:lnTo>
-                                  <a:pt x="1332757" y="84101"/>
-                                </a:lnTo>
-                                <a:lnTo>
-                                  <a:pt x="1323840" y="71488"/>
-                                </a:lnTo>
-                                <a:lnTo>
-                                  <a:pt x="1306256" y="62027"/>
-                                </a:lnTo>
-                                <a:lnTo>
-                                  <a:pt x="1283052" y="58874"/>
-                                </a:lnTo>
-                                <a:close/>
-                              </a:path>
-                              <a:path w="1487170" h="200025">
-                                <a:moveTo>
-                                  <a:pt x="1158628" y="61074"/>
-                                </a:moveTo>
-                                <a:lnTo>
-                                  <a:pt x="1126388" y="61074"/>
-                                </a:lnTo>
-                                <a:lnTo>
-                                  <a:pt x="1124409" y="67019"/>
-                                </a:lnTo>
-                                <a:lnTo>
-                                  <a:pt x="1124321" y="73591"/>
-                                </a:lnTo>
-                                <a:lnTo>
-                                  <a:pt x="1122148" y="79899"/>
-                                </a:lnTo>
-                                <a:lnTo>
-                                  <a:pt x="1098542" y="195533"/>
-                                </a:lnTo>
-                                <a:lnTo>
-                                  <a:pt x="1132866" y="195533"/>
-                                </a:lnTo>
-                                <a:lnTo>
-                                  <a:pt x="1145755" y="136666"/>
-                                </a:lnTo>
-                                <a:lnTo>
-                                  <a:pt x="1150642" y="120007"/>
-                                </a:lnTo>
-                                <a:lnTo>
-                                  <a:pt x="1159161" y="105912"/>
-                                </a:lnTo>
-                                <a:lnTo>
-                                  <a:pt x="1171712" y="96155"/>
-                                </a:lnTo>
-                                <a:lnTo>
-                                  <a:pt x="1188697" y="92508"/>
-                                </a:lnTo>
-                                <a:lnTo>
-                                  <a:pt x="1202054" y="92508"/>
-                                </a:lnTo>
-                                <a:lnTo>
-                                  <a:pt x="1203627" y="86367"/>
-                                </a:lnTo>
-                                <a:lnTo>
-                                  <a:pt x="1203668" y="86207"/>
-                                </a:lnTo>
-                                <a:lnTo>
-                                  <a:pt x="1154300" y="86207"/>
-                                </a:lnTo>
-                                <a:lnTo>
-                                  <a:pt x="1158464" y="62027"/>
-                                </a:lnTo>
-                                <a:lnTo>
-                                  <a:pt x="1158572" y="61401"/>
-                                </a:lnTo>
-                                <a:lnTo>
-                                  <a:pt x="1158628" y="61074"/>
-                                </a:lnTo>
-                                <a:close/>
-                              </a:path>
-                              <a:path w="1487170" h="200025">
-                                <a:moveTo>
-                                  <a:pt x="1319549" y="163999"/>
-                                </a:moveTo>
-                                <a:lnTo>
-                                  <a:pt x="1308634" y="168299"/>
-                                </a:lnTo>
-                                <a:lnTo>
-                                  <a:pt x="1298105" y="171616"/>
-                                </a:lnTo>
-                                <a:lnTo>
-                                  <a:pt x="1287564" y="173752"/>
-                                </a:lnTo>
-                                <a:lnTo>
-                                  <a:pt x="1276608" y="174508"/>
-                                </a:lnTo>
-                                <a:lnTo>
-                                  <a:pt x="1317906" y="174508"/>
-                                </a:lnTo>
-                                <a:lnTo>
-                                  <a:pt x="1319482" y="164426"/>
-                                </a:lnTo>
-                                <a:lnTo>
-                                  <a:pt x="1319549" y="163999"/>
-                                </a:lnTo>
-                                <a:close/>
-                              </a:path>
-                              <a:path w="1487170" h="200025">
-                                <a:moveTo>
-                                  <a:pt x="1079207" y="170300"/>
-                                </a:moveTo>
-                                <a:lnTo>
-                                  <a:pt x="1074935" y="170300"/>
-                                </a:lnTo>
-                                <a:lnTo>
-                                  <a:pt x="1068193" y="172504"/>
-                                </a:lnTo>
-                                <a:lnTo>
-                                  <a:pt x="1078834" y="172504"/>
-                                </a:lnTo>
-                                <a:lnTo>
-                                  <a:pt x="1079140" y="170694"/>
-                                </a:lnTo>
-                                <a:lnTo>
-                                  <a:pt x="1079207" y="170300"/>
-                                </a:lnTo>
-                                <a:close/>
-                              </a:path>
-                              <a:path w="1487170" h="200025">
-                                <a:moveTo>
-                                  <a:pt x="1332757" y="84101"/>
-                                </a:moveTo>
-                                <a:lnTo>
-                                  <a:pt x="1283062" y="84101"/>
-                                </a:lnTo>
-                                <a:lnTo>
-                                  <a:pt x="1291851" y="85644"/>
-                                </a:lnTo>
-                                <a:lnTo>
-                                  <a:pt x="1298639" y="90144"/>
-                                </a:lnTo>
-                                <a:lnTo>
-                                  <a:pt x="1303011" y="97406"/>
-                                </a:lnTo>
-                                <a:lnTo>
-                                  <a:pt x="1304559" y="107232"/>
-                                </a:lnTo>
-                                <a:lnTo>
-                                  <a:pt x="1304559" y="115641"/>
-                                </a:lnTo>
-                                <a:lnTo>
-                                  <a:pt x="1338585" y="115641"/>
-                                </a:lnTo>
-                                <a:lnTo>
-                                  <a:pt x="1338837" y="110315"/>
-                                </a:lnTo>
-                                <a:lnTo>
-                                  <a:pt x="1338884" y="109333"/>
-                                </a:lnTo>
-                                <a:lnTo>
-                                  <a:pt x="1334987" y="87256"/>
-                                </a:lnTo>
-                                <a:lnTo>
-                                  <a:pt x="1332757" y="84101"/>
-                                </a:lnTo>
-                                <a:close/>
-                              </a:path>
-                              <a:path w="1487170" h="200025">
-                                <a:moveTo>
-                                  <a:pt x="1202054" y="92508"/>
-                                </a:moveTo>
-                                <a:lnTo>
-                                  <a:pt x="1197242" y="92508"/>
-                                </a:lnTo>
-                                <a:lnTo>
-                                  <a:pt x="1201514" y="94616"/>
-                                </a:lnTo>
-                                <a:lnTo>
-                                  <a:pt x="1201986" y="92773"/>
-                                </a:lnTo>
-                                <a:lnTo>
-                                  <a:pt x="1202054" y="92508"/>
-                                </a:lnTo>
-                                <a:close/>
-                              </a:path>
-                              <a:path w="1487170" h="200025">
-                                <a:moveTo>
-                                  <a:pt x="1100698" y="61074"/>
-                                </a:moveTo>
-                                <a:lnTo>
-                                  <a:pt x="1008435" y="61074"/>
-                                </a:lnTo>
-                                <a:lnTo>
-                                  <a:pt x="1002014" y="88307"/>
-                                </a:lnTo>
-                                <a:lnTo>
-                                  <a:pt x="1096369" y="88307"/>
-                                </a:lnTo>
-                                <a:lnTo>
-                                  <a:pt x="1100546" y="62027"/>
-                                </a:lnTo>
-                                <a:lnTo>
-                                  <a:pt x="1100646" y="61401"/>
-                                </a:lnTo>
-                                <a:lnTo>
-                                  <a:pt x="1100698" y="61074"/>
-                                </a:lnTo>
-                                <a:close/>
-                              </a:path>
-                              <a:path w="1487170" h="200025">
-                                <a:moveTo>
-                                  <a:pt x="1205859" y="58874"/>
-                                </a:moveTo>
-                                <a:lnTo>
-                                  <a:pt x="1161281" y="75725"/>
-                                </a:lnTo>
-                                <a:lnTo>
-                                  <a:pt x="1154300" y="86207"/>
-                                </a:lnTo>
-                                <a:lnTo>
-                                  <a:pt x="1203668" y="86207"/>
-                                </a:lnTo>
-                                <a:lnTo>
-                                  <a:pt x="1210022" y="61401"/>
-                                </a:lnTo>
-                                <a:lnTo>
-                                  <a:pt x="1210106" y="61074"/>
-                                </a:lnTo>
-                                <a:lnTo>
-                                  <a:pt x="1210335" y="61074"/>
-                                </a:lnTo>
-                                <a:lnTo>
-                                  <a:pt x="1205859" y="58874"/>
-                                </a:lnTo>
-                                <a:close/>
-                              </a:path>
-                              <a:path w="1487170" h="200025">
-                                <a:moveTo>
-                                  <a:pt x="1079207" y="21025"/>
-                                </a:moveTo>
-                                <a:lnTo>
-                                  <a:pt x="1040610" y="33641"/>
-                                </a:lnTo>
-                                <a:lnTo>
-                                  <a:pt x="1034266" y="60547"/>
-                                </a:lnTo>
-                                <a:lnTo>
-                                  <a:pt x="1034142" y="61074"/>
-                                </a:lnTo>
-                                <a:lnTo>
-                                  <a:pt x="1070641" y="61074"/>
-                                </a:lnTo>
-                                <a:lnTo>
-                                  <a:pt x="1079207" y="21025"/>
-                                </a:lnTo>
-                                <a:close/>
-                              </a:path>
-                              <a:path w="1487170" h="200025">
-                                <a:moveTo>
-                                  <a:pt x="905413" y="58874"/>
-                                </a:moveTo>
-                                <a:lnTo>
-                                  <a:pt x="874799" y="66396"/>
-                                </a:lnTo>
-                                <a:lnTo>
-                                  <a:pt x="853411" y="85943"/>
-                                </a:lnTo>
-                                <a:lnTo>
-                                  <a:pt x="840862" y="112979"/>
-                                </a:lnTo>
-                                <a:lnTo>
-                                  <a:pt x="836765" y="142974"/>
-                                </a:lnTo>
-                                <a:lnTo>
-                                  <a:pt x="839621" y="164261"/>
-                                </a:lnTo>
-                                <a:lnTo>
-                                  <a:pt x="848315" y="182395"/>
-                                </a:lnTo>
-                                <a:lnTo>
-                                  <a:pt x="863038" y="195010"/>
-                                </a:lnTo>
-                                <a:lnTo>
-                                  <a:pt x="883979" y="199741"/>
-                                </a:lnTo>
-                                <a:lnTo>
-                                  <a:pt x="897666" y="198196"/>
-                                </a:lnTo>
-                                <a:lnTo>
-                                  <a:pt x="909731" y="193693"/>
-                                </a:lnTo>
-                                <a:lnTo>
-                                  <a:pt x="920180" y="186431"/>
-                                </a:lnTo>
-                                <a:lnTo>
-                                  <a:pt x="929020" y="176608"/>
-                                </a:lnTo>
-                                <a:lnTo>
-                                  <a:pt x="961546" y="176608"/>
-                                </a:lnTo>
-                                <a:lnTo>
-                                  <a:pt x="962265" y="172407"/>
-                                </a:lnTo>
-                                <a:lnTo>
-                                  <a:pt x="894696" y="172407"/>
-                                </a:lnTo>
-                                <a:lnTo>
-                                  <a:pt x="884107" y="169253"/>
-                                </a:lnTo>
-                                <a:lnTo>
-                                  <a:pt x="877543" y="161368"/>
-                                </a:lnTo>
-                                <a:lnTo>
-                                  <a:pt x="874197" y="151117"/>
-                                </a:lnTo>
-                                <a:lnTo>
-                                  <a:pt x="873262" y="140866"/>
-                                </a:lnTo>
-                                <a:lnTo>
-                                  <a:pt x="875677" y="123456"/>
-                                </a:lnTo>
-                                <a:lnTo>
-                                  <a:pt x="882920" y="105652"/>
-                                </a:lnTo>
-                                <a:lnTo>
-                                  <a:pt x="894982" y="91791"/>
-                                </a:lnTo>
-                                <a:lnTo>
-                                  <a:pt x="911858" y="86207"/>
-                                </a:lnTo>
-                                <a:lnTo>
-                                  <a:pt x="980899" y="86207"/>
-                                </a:lnTo>
-                                <a:lnTo>
-                                  <a:pt x="982748" y="77791"/>
-                                </a:lnTo>
-                                <a:lnTo>
-                                  <a:pt x="948355" y="77791"/>
-                                </a:lnTo>
-                                <a:lnTo>
-                                  <a:pt x="938621" y="69513"/>
-                                </a:lnTo>
-                                <a:lnTo>
-                                  <a:pt x="928486" y="63601"/>
-                                </a:lnTo>
-                                <a:lnTo>
-                                  <a:pt x="917551" y="60055"/>
-                                </a:lnTo>
-                                <a:lnTo>
-                                  <a:pt x="905413" y="58874"/>
-                                </a:lnTo>
-                                <a:close/>
-                              </a:path>
-                              <a:path w="1487170" h="200025">
-                                <a:moveTo>
-                                  <a:pt x="961546" y="176608"/>
-                                </a:moveTo>
-                                <a:lnTo>
-                                  <a:pt x="929020" y="176608"/>
-                                </a:lnTo>
-                                <a:lnTo>
-                                  <a:pt x="924866" y="195010"/>
-                                </a:lnTo>
-                                <a:lnTo>
-                                  <a:pt x="924748" y="195533"/>
-                                </a:lnTo>
-                                <a:lnTo>
-                                  <a:pt x="959072" y="195533"/>
-                                </a:lnTo>
-                                <a:lnTo>
-                                  <a:pt x="959444" y="190046"/>
-                                </a:lnTo>
-                                <a:lnTo>
-                                  <a:pt x="960421" y="183179"/>
-                                </a:lnTo>
-                                <a:lnTo>
-                                  <a:pt x="961546" y="176608"/>
-                                </a:lnTo>
-                                <a:close/>
-                              </a:path>
-                              <a:path w="1487170" h="200025">
-                                <a:moveTo>
-                                  <a:pt x="980899" y="86207"/>
-                                </a:moveTo>
-                                <a:lnTo>
-                                  <a:pt x="911858" y="86207"/>
-                                </a:lnTo>
-                                <a:lnTo>
-                                  <a:pt x="923126" y="89065"/>
-                                </a:lnTo>
-                                <a:lnTo>
-                                  <a:pt x="931184" y="96455"/>
-                                </a:lnTo>
-                                <a:lnTo>
-                                  <a:pt x="936023" y="106605"/>
-                                </a:lnTo>
-                                <a:lnTo>
-                                  <a:pt x="937638" y="117741"/>
-                                </a:lnTo>
-                                <a:lnTo>
-                                  <a:pt x="934553" y="136928"/>
-                                </a:lnTo>
-                                <a:lnTo>
-                                  <a:pt x="925834" y="154537"/>
-                                </a:lnTo>
-                                <a:lnTo>
-                                  <a:pt x="912281" y="167414"/>
-                                </a:lnTo>
-                                <a:lnTo>
-                                  <a:pt x="894696" y="172407"/>
-                                </a:lnTo>
-                                <a:lnTo>
-                                  <a:pt x="962265" y="172407"/>
-                                </a:lnTo>
-                                <a:lnTo>
-                                  <a:pt x="963345" y="166099"/>
-                                </a:lnTo>
-                                <a:lnTo>
-                                  <a:pt x="980899" y="86207"/>
-                                </a:lnTo>
-                                <a:close/>
-                              </a:path>
-                              <a:path w="1487170" h="200025">
-                                <a:moveTo>
-                                  <a:pt x="999841" y="0"/>
-                                </a:moveTo>
-                                <a:lnTo>
-                                  <a:pt x="965517" y="0"/>
-                                </a:lnTo>
-                                <a:lnTo>
-                                  <a:pt x="948355" y="77791"/>
-                                </a:lnTo>
-                                <a:lnTo>
-                                  <a:pt x="982748" y="77791"/>
-                                </a:lnTo>
-                                <a:lnTo>
-                                  <a:pt x="999841" y="0"/>
-                                </a:lnTo>
-                                <a:close/>
-                              </a:path>
-                              <a:path w="1487170" h="200025">
-                                <a:moveTo>
-                                  <a:pt x="731620" y="60974"/>
-                                </a:moveTo>
-                                <a:lnTo>
-                                  <a:pt x="697295" y="60974"/>
-                                </a:lnTo>
-                                <a:lnTo>
-                                  <a:pt x="695195" y="65175"/>
-                                </a:lnTo>
-                                <a:lnTo>
-                                  <a:pt x="695195" y="73591"/>
-                                </a:lnTo>
-                                <a:lnTo>
-                                  <a:pt x="693023" y="81999"/>
-                                </a:lnTo>
-                                <a:lnTo>
-                                  <a:pt x="667316" y="195533"/>
-                                </a:lnTo>
-                                <a:lnTo>
-                                  <a:pt x="703740" y="195533"/>
-                                </a:lnTo>
-                                <a:lnTo>
-                                  <a:pt x="718803" y="128250"/>
-                                </a:lnTo>
-                                <a:lnTo>
-                                  <a:pt x="723010" y="113700"/>
-                                </a:lnTo>
-                                <a:lnTo>
-                                  <a:pt x="730036" y="100134"/>
-                                </a:lnTo>
-                                <a:lnTo>
-                                  <a:pt x="741094" y="90116"/>
-                                </a:lnTo>
-                                <a:lnTo>
-                                  <a:pt x="757399" y="86207"/>
-                                </a:lnTo>
-                                <a:lnTo>
-                                  <a:pt x="810493" y="86207"/>
-                                </a:lnTo>
-                                <a:lnTo>
-                                  <a:pt x="810041" y="83708"/>
-                                </a:lnTo>
-                                <a:lnTo>
-                                  <a:pt x="804635" y="75691"/>
-                                </a:lnTo>
-                                <a:lnTo>
-                                  <a:pt x="729520" y="75691"/>
-                                </a:lnTo>
-                                <a:lnTo>
-                                  <a:pt x="731620" y="60974"/>
-                                </a:lnTo>
-                                <a:close/>
-                              </a:path>
-                              <a:path w="1487170" h="200025">
-                                <a:moveTo>
-                                  <a:pt x="810493" y="86207"/>
-                                </a:moveTo>
-                                <a:lnTo>
-                                  <a:pt x="757399" y="86207"/>
-                                </a:lnTo>
-                                <a:lnTo>
-                                  <a:pt x="764941" y="87389"/>
-                                </a:lnTo>
-                                <a:lnTo>
-                                  <a:pt x="771085" y="90935"/>
-                                </a:lnTo>
-                                <a:lnTo>
-                                  <a:pt x="775220" y="96846"/>
-                                </a:lnTo>
-                                <a:lnTo>
-                                  <a:pt x="776734" y="105125"/>
-                                </a:lnTo>
-                                <a:lnTo>
-                                  <a:pt x="776360" y="112649"/>
-                                </a:lnTo>
-                                <a:lnTo>
-                                  <a:pt x="775376" y="119581"/>
-                                </a:lnTo>
-                                <a:lnTo>
-                                  <a:pt x="773984" y="126118"/>
-                                </a:lnTo>
-                                <a:lnTo>
-                                  <a:pt x="772389" y="132458"/>
-                                </a:lnTo>
-                                <a:lnTo>
-                                  <a:pt x="759572" y="195533"/>
-                                </a:lnTo>
-                                <a:lnTo>
-                                  <a:pt x="793896" y="195533"/>
-                                </a:lnTo>
-                                <a:lnTo>
-                                  <a:pt x="808886" y="130357"/>
-                                </a:lnTo>
-                                <a:lnTo>
-                                  <a:pt x="810470" y="123686"/>
-                                </a:lnTo>
-                                <a:lnTo>
-                                  <a:pt x="811836" y="116426"/>
-                                </a:lnTo>
-                                <a:lnTo>
-                                  <a:pt x="812796" y="108773"/>
-                                </a:lnTo>
-                                <a:lnTo>
-                                  <a:pt x="813158" y="100924"/>
-                                </a:lnTo>
-                                <a:lnTo>
-                                  <a:pt x="810493" y="86207"/>
-                                </a:lnTo>
-                                <a:close/>
-                              </a:path>
-                              <a:path w="1487170" h="200025">
-                                <a:moveTo>
-                                  <a:pt x="768116" y="58874"/>
-                                </a:moveTo>
-                                <a:lnTo>
-                                  <a:pt x="757269" y="60023"/>
-                                </a:lnTo>
-                                <a:lnTo>
-                                  <a:pt x="747216" y="63339"/>
-                                </a:lnTo>
-                                <a:lnTo>
-                                  <a:pt x="737964" y="68627"/>
-                                </a:lnTo>
-                                <a:lnTo>
-                                  <a:pt x="729520" y="75691"/>
-                                </a:lnTo>
-                                <a:lnTo>
-                                  <a:pt x="804635" y="75691"/>
-                                </a:lnTo>
-                                <a:lnTo>
-                                  <a:pt x="801092" y="70436"/>
-                                </a:lnTo>
-                                <a:lnTo>
-                                  <a:pt x="786916" y="61896"/>
-                                </a:lnTo>
-                                <a:lnTo>
-                                  <a:pt x="768116" y="58874"/>
-                                </a:lnTo>
-                                <a:close/>
-                              </a:path>
-                              <a:path w="1487170" h="200025">
-                                <a:moveTo>
-                                  <a:pt x="671588" y="4207"/>
-                                </a:moveTo>
-                                <a:lnTo>
-                                  <a:pt x="635092" y="4207"/>
-                                </a:lnTo>
-                                <a:lnTo>
-                                  <a:pt x="628647" y="37849"/>
-                                </a:lnTo>
-                                <a:lnTo>
-                                  <a:pt x="665144" y="37849"/>
-                                </a:lnTo>
-                                <a:lnTo>
-                                  <a:pt x="671488" y="4733"/>
-                                </a:lnTo>
-                                <a:lnTo>
-                                  <a:pt x="671588" y="4207"/>
-                                </a:lnTo>
-                                <a:close/>
-                              </a:path>
-                              <a:path w="1487170" h="200025">
-                                <a:moveTo>
-                                  <a:pt x="227437" y="42049"/>
-                                </a:moveTo>
-                                <a:lnTo>
-                                  <a:pt x="188812" y="42049"/>
-                                </a:lnTo>
-                                <a:lnTo>
-                                  <a:pt x="154488" y="195533"/>
-                                </a:lnTo>
-                                <a:lnTo>
-                                  <a:pt x="193106" y="195533"/>
-                                </a:lnTo>
-                                <a:lnTo>
-                                  <a:pt x="227437" y="42049"/>
-                                </a:lnTo>
-                                <a:close/>
-                              </a:path>
-                              <a:path w="1487170" h="200025">
-                                <a:moveTo>
-                                  <a:pt x="345436" y="14716"/>
-                                </a:moveTo>
-                                <a:lnTo>
-                                  <a:pt x="304667" y="14716"/>
-                                </a:lnTo>
-                                <a:lnTo>
-                                  <a:pt x="266070" y="195533"/>
-                                </a:lnTo>
-                                <a:lnTo>
-                                  <a:pt x="304667" y="195533"/>
-                                </a:lnTo>
-                                <a:lnTo>
-                                  <a:pt x="345340" y="15143"/>
-                                </a:lnTo>
-                                <a:lnTo>
-                                  <a:pt x="345436" y="14716"/>
-                                </a:lnTo>
-                                <a:close/>
-                              </a:path>
-                              <a:path w="1487170" h="200025">
-                                <a:moveTo>
-                                  <a:pt x="446309" y="14716"/>
-                                </a:moveTo>
-                                <a:lnTo>
-                                  <a:pt x="384032" y="14716"/>
-                                </a:lnTo>
-                                <a:lnTo>
-                                  <a:pt x="343264" y="195533"/>
-                                </a:lnTo>
-                                <a:lnTo>
-                                  <a:pt x="379760" y="195533"/>
-                                </a:lnTo>
-                                <a:lnTo>
-                                  <a:pt x="414084" y="46257"/>
-                                </a:lnTo>
-                                <a:lnTo>
-                                  <a:pt x="448902" y="46257"/>
-                                </a:lnTo>
-                                <a:lnTo>
-                                  <a:pt x="446344" y="15143"/>
-                                </a:lnTo>
-                                <a:lnTo>
-                                  <a:pt x="446309" y="14716"/>
-                                </a:lnTo>
-                                <a:close/>
-                              </a:path>
-                              <a:path w="1487170" h="200025">
-                                <a:moveTo>
-                                  <a:pt x="448902" y="46257"/>
-                                </a:moveTo>
-                                <a:lnTo>
-                                  <a:pt x="414084" y="46257"/>
-                                </a:lnTo>
-                                <a:lnTo>
-                                  <a:pt x="429147" y="195533"/>
-                                </a:lnTo>
-                                <a:lnTo>
-                                  <a:pt x="465571" y="195533"/>
-                                </a:lnTo>
-                                <a:lnTo>
-                                  <a:pt x="493867" y="145074"/>
-                                </a:lnTo>
-                                <a:lnTo>
-                                  <a:pt x="457026" y="145074"/>
-                                </a:lnTo>
-                                <a:lnTo>
-                                  <a:pt x="448902" y="46257"/>
-                                </a:lnTo>
-                                <a:close/>
-                              </a:path>
-                              <a:path w="1487170" h="200025">
-                                <a:moveTo>
-                                  <a:pt x="587211" y="46257"/>
-                                </a:moveTo>
-                                <a:lnTo>
-                                  <a:pt x="549281" y="46257"/>
-                                </a:lnTo>
-                                <a:lnTo>
-                                  <a:pt x="514957" y="195533"/>
-                                </a:lnTo>
-                                <a:lnTo>
-                                  <a:pt x="553554" y="195533"/>
-                                </a:lnTo>
-                                <a:lnTo>
-                                  <a:pt x="587211" y="46257"/>
-                                </a:lnTo>
-                                <a:close/>
-                              </a:path>
-                              <a:path w="1487170" h="200025">
-                                <a:moveTo>
-                                  <a:pt x="658699" y="60974"/>
-                                </a:moveTo>
-                                <a:lnTo>
-                                  <a:pt x="622202" y="60974"/>
-                                </a:lnTo>
-                                <a:lnTo>
-                                  <a:pt x="594323" y="195533"/>
-                                </a:lnTo>
-                                <a:lnTo>
-                                  <a:pt x="628647" y="195533"/>
-                                </a:lnTo>
-                                <a:lnTo>
-                                  <a:pt x="658699" y="60974"/>
-                                </a:lnTo>
-                                <a:close/>
-                              </a:path>
-                              <a:path w="1487170" h="200025">
-                                <a:moveTo>
-                                  <a:pt x="594323" y="14716"/>
-                                </a:moveTo>
-                                <a:lnTo>
-                                  <a:pt x="532119" y="14716"/>
-                                </a:lnTo>
-                                <a:lnTo>
-                                  <a:pt x="459126" y="145074"/>
-                                </a:lnTo>
-                                <a:lnTo>
-                                  <a:pt x="493867" y="145074"/>
-                                </a:lnTo>
-                                <a:lnTo>
-                                  <a:pt x="549281" y="46257"/>
-                                </a:lnTo>
-                                <a:lnTo>
-                                  <a:pt x="587211" y="46257"/>
-                                </a:lnTo>
-                                <a:lnTo>
-                                  <a:pt x="594226" y="15143"/>
-                                </a:lnTo>
-                                <a:lnTo>
-                                  <a:pt x="594323" y="14716"/>
-                                </a:lnTo>
-                                <a:close/>
-                              </a:path>
-                              <a:path w="1487170" h="200025">
-                                <a:moveTo>
-                                  <a:pt x="285332" y="14716"/>
-                                </a:moveTo>
-                                <a:lnTo>
-                                  <a:pt x="141612" y="14716"/>
-                                </a:lnTo>
-                                <a:lnTo>
-                                  <a:pt x="135175" y="42049"/>
-                                </a:lnTo>
-                                <a:lnTo>
-                                  <a:pt x="281060" y="42049"/>
-                                </a:lnTo>
-                                <a:lnTo>
-                                  <a:pt x="285265" y="15143"/>
-                                </a:lnTo>
-                                <a:lnTo>
-                                  <a:pt x="285332" y="14716"/>
-                                </a:lnTo>
-                                <a:close/>
-                              </a:path>
-                              <a:path w="1487170" h="200025">
-                                <a:moveTo>
-                                  <a:pt x="77243" y="14716"/>
-                                </a:moveTo>
-                                <a:lnTo>
-                                  <a:pt x="40768" y="14716"/>
-                                </a:lnTo>
-                                <a:lnTo>
-                                  <a:pt x="0" y="195533"/>
-                                </a:lnTo>
-                                <a:lnTo>
-                                  <a:pt x="111575" y="195533"/>
-                                </a:lnTo>
-                                <a:lnTo>
-                                  <a:pt x="117912" y="168626"/>
-                                </a:lnTo>
-                                <a:lnTo>
-                                  <a:pt x="118013" y="168199"/>
-                                </a:lnTo>
-                                <a:lnTo>
-                                  <a:pt x="45055" y="168199"/>
-                                </a:lnTo>
-                                <a:lnTo>
-                                  <a:pt x="77243" y="14716"/>
-                                </a:lnTo>
-                                <a:close/>
-                              </a:path>
-                            </a:pathLst>
-                          </a:custGeom>
-                          <a:solidFill>
-                            <a:srgbClr val="004784"/>
-                          </a:solidFill>
-                        </wps:spPr>
-                        <wps:bodyPr wrap="square" lIns="0" tIns="0" rIns="0" bIns="0" rtlCol="0">
-                          <a:prstTxWarp prst="textNoShape">
-                            <a:avLst/>
-                          </a:prstTxWarp>
-                          <a:noAutofit/>
-                        </wps:bodyPr>
-                      </wps:wsp>
-                    </wpg:wgp>
-                  </a:graphicData>
-                </a:graphic>
-              </wp:inline>
-            </w:drawing>
-          </mc:Choice>
-          <mc:Fallback>
-            <w:pict>
-              <v:group w14:anchorId="21FEE87D" id="Group 4" o:spid="_x0000_s1026" style="width:117.1pt;height:15.75pt;mso-position-horizontal-relative:char;mso-position-vertical-relative:line" coordsize="14871,2000" o:gfxdata="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">
-                <v:shape id="Graphic 5" o:spid="_x0000_s1027" style="position:absolute;width:14871;height:2000;visibility:visible;mso-wrap-style:square;v-text-anchor:top" coordsize="1487170,200025" o:gfxdata="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" path="m1431139,58874r-31445,6898l1374502,84101r-16733,26214l1351701,140867r4864,25495l1356671,166919r13830,18366l1391568,196160r26681,3581l1429503,199018r11267,-1907l1452037,194415r11254,-3090l1465920,174508r-41226,l1408693,172505r-12186,-6143l1388747,155882r-2722,-15015l1484725,140867r1256,-7883l1486626,125100r238,-7885l1486871,115641r-94401,l1397911,102729r7458,-9955l1416044,86367r15083,-2266l1480787,84102r-8897,-12614l1454332,62027r-23193,-3153xem1467563,163999r-9997,4300l1446943,171616r-11029,2136l1424694,174508r41226,l1467497,164426r66,-427xem1480787,84102r-49637,-1l1440812,85644r6665,4501l1451332,97406r1242,9826l1452574,115641r34297,l1486898,109333r-3886,-22077l1480787,84102xem1064217,88307r-36496,l1019176,132458r-2810,7886l1014351,148228r-1178,7654l1013137,156113r-406,7886l1015814,180226r8711,11103l1038057,197703r17543,2038l1062045,199741r12890,-4208l1078834,172504r-23087,l1049378,168299r-150,l1049228,149275r2100,-2100l1064217,88307xem1283052,58874r-56573,25227l1203790,140344r-103,522l1208540,166362r106,557l1222451,185285r21042,10875l1270163,199741r11285,-723l1292720,197111r11271,-2696l1315260,191330r2646,-16822l1276608,174508r-15990,-2004l1248457,166362r-7735,-10480l1238011,140866r96528,1l1336134,132984r1392,-7884l1338510,117215r75,-1574l1242283,115641r6686,-12912l1257047,92773r10888,-6406l1283041,84101r49716,l1323840,71488r-17584,-9461l1283052,58874xem1158628,61074r-32240,l1124409,67019r-88,6572l1122148,79899r-23606,115634l1132866,195533r12889,-58867l1150642,120007r8519,-14095l1171712,96155r16985,-3647l1202054,92508r1573,-6141l1203668,86207r-49368,l1158464,62027r108,-626l1158628,61074xem1319549,163999r-10915,4300l1298105,171616r-10541,2136l1276608,174508r41298,l1319482,164426r67,-427xem1079207,170300r-4272,l1068193,172504r10641,l1079140,170694r67,-394xem1332757,84101r-49695,l1291851,85644r6788,4500l1303011,97406r1548,9826l1304559,115641r34026,l1338837,110315r47,-982l1334987,87256r-2230,-3155xem1202054,92508r-4812,l1201514,94616r472,-1843l1202054,92508xem1100698,61074r-92263,l1002014,88307r94355,l1100546,62027r100,-626l1100698,61074xem1205859,58874r-44578,16851l1154300,86207r49368,l1210022,61401r84,-327l1210335,61074r-4476,-2200xem1079207,21025r-38597,12616l1034266,60547r-124,527l1070641,61074r8566,-40049xem905413,58874r-30614,7522l853411,85943r-12549,27036l836765,142974r2856,21287l848315,182395r14723,12615l883979,199741r13687,-1545l909731,193693r10449,-7262l929020,176608r32526,l962265,172407r-67569,l884107,169253r-6564,-7885l874197,151117r-935,-10251l875677,123456r7243,-17804l894982,91791r16876,-5584l980899,86207r1849,-8416l948355,77791r-9734,-8278l928486,63601,917551,60055,905413,58874xem961546,176608r-32526,l924866,195010r-118,523l959072,195533r372,-5487l960421,183179r1125,-6571xem980899,86207r-69041,l923126,89065r8058,7390l936023,106605r1615,11136l934553,136928r-8719,17609l912281,167414r-17585,4993l962265,172407r1080,-6308l980899,86207xem999841,l965517,,948355,77791r34393,l999841,xem731620,60974r-34325,l695195,65175r,8416l693023,81999,667316,195533r36424,l718803,128250r4207,-14550l730036,100134,741094,90116r16305,-3909l810493,86207r-452,-2499l804635,75691r-75115,l731620,60974xem810493,86207r-53094,l764941,87389r6144,3546l775220,96846r1514,8279l776360,112649r-984,6932l773984,126118r-1595,6340l759572,195533r34324,l808886,130357r1584,-6671l811836,116426r960,-7653l813158,100924,810493,86207xem768116,58874r-10847,1149l747216,63339r-9252,5288l729520,75691r75115,l801092,70436,786916,61896,768116,58874xem671588,4207r-36496,l628647,37849r36497,l671488,4733r100,-526xem227437,42049r-38625,l154488,195533r38618,l227437,42049xem345436,14716r-40769,l266070,195533r38597,l345340,15143r96,-427xem446309,14716r-62277,l343264,195533r36496,l414084,46257r34818,l446344,15143r-35,-427xem448902,46257r-34818,l429147,195533r36424,l493867,145074r-36841,l448902,46257xem587211,46257r-37930,l514957,195533r38597,l587211,46257xem658699,60974r-36497,l594323,195533r34324,l658699,60974xem594323,14716r-62204,l459126,145074r34741,l549281,46257r37930,l594226,15143r97,-427xem285332,14716r-143720,l135175,42049r145885,l285265,15143r67,-427xem77243,14716r-36475,l,195533r111575,l117912,168626r101,-427l45055,168199,77243,14716xe" fillcolor="#004784" stroked="f">
-                  <v:path arrowok="t"/>
-                </v:shape>
-                <w10:anchorlock/>
-              </v:group>
-            </w:pict>
-          </mc:Fallback>
-        </mc:AlternateContent>
       </w:r>
     </w:p>
     <w:p>
@@ -1626,6 +119,9 @@
     <w:p>
       <w:pPr>
         <w:pStyle w:val="BodyText"/>
+        <w:tabs>
+          <w:tab w:val="left" w:pos="2391"/>
+        </w:tabs>
         <w:spacing w:before="123"/>
         <w:rPr>
           <w:rFonts w:ascii="Times New Roman"/>
@@ -1705,13 +201,20 @@
           </mc:Choice>
           <mc:Fallback>
             <w:pict>
-              <v:shape w14:anchorId="62BB9B3E" id="Graphic 6" o:spid="_x0000_s1026" style="position:absolute;margin-left:49.95pt;margin-top:18.85pt;width:181.95pt;height:.1pt;z-index:-15727616;visibility:visible;mso-wrap-style:square;mso-wrap-distance-left:0;mso-wrap-distance-top:0;mso-wrap-distance-right:0;mso-wrap-distance-bottom:0;mso-position-horizontal:absolute;mso-position-horizontal-relative:page;mso-position-vertical:absolute;mso-position-vertical-relative:text;v-text-anchor:top" coordsize="2310765,1270" o:gfxdata="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" path="m,l2310765,e" filled="f" strokecolor="#8faadc" strokeweight=".5pt">
+              <v:shape w14:anchorId="71787FBD" id="Graphic 6" o:spid="_x0000_s1026" style="position:absolute;margin-left:49.95pt;margin-top:18.85pt;width:181.95pt;height:.1pt;z-index:-15727616;visibility:visible;mso-wrap-style:square;mso-wrap-distance-left:0;mso-wrap-distance-top:0;mso-wrap-distance-right:0;mso-wrap-distance-bottom:0;mso-position-horizontal:absolute;mso-position-horizontal-relative:page;mso-position-vertical:absolute;mso-position-vertical-relative:text;v-text-anchor:top" coordsize="2310765,1270" o:gfxdata="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" path="m,l2310765,e" filled="f" strokecolor="#8faadc" strokeweight=".5pt">
                 <v:path arrowok="t"/>
                 <w10:wrap type="topAndBottom" anchorx="page"/>
               </v:shape>
             </w:pict>
           </mc:Fallback>
         </mc:AlternateContent>
+      </w:r>
+      <w:r>
+        <w:rPr>
+          <w:rFonts w:ascii="Times New Roman"/>
+          <w:sz w:val="20"/>
+        </w:rPr>
+        <w:t xml:space="preserve">             B.YASMITHA REDDY  </w:t>
       </w:r>
     </w:p>
     <w:p>
@@ -1883,7 +386,7 @@
           </mc:Choice>
           <mc:Fallback>
             <w:pict>
-              <v:group w14:anchorId="72CFBC87" id="Group 7" o:spid="_x0000_s1026" style="position:absolute;margin-left:49.2pt;margin-top:16pt;width:353.35pt;height:68.8pt;z-index:-15727104;mso-wrap-distance-left:0;mso-wrap-distance-right:0;mso-position-horizontal-relative:page" coordsize="44875,8737" o:gfxdata="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">
+              <v:group w14:anchorId="76D0593E" id="Group 7" o:spid="_x0000_s1026" style="position:absolute;margin-left:49.2pt;margin-top:16pt;width:353.35pt;height:68.8pt;z-index:-15727104;mso-wrap-distance-left:0;mso-wrap-distance-right:0;mso-position-horizontal-relative:page" coordsize="44875,8737" o:gfxdata="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">
                 <v:shapetype id="_x0000_t75" coordsize="21600,21600" o:spt="75" o:preferrelative="t" path="m@4@5l@4@11@9@11@9@5xe" filled="f" stroked="f">
                   <v:stroke joinstyle="miter"/>
                   <v:formulas>
@@ -2228,7 +731,7 @@
           </mc:Choice>
           <mc:Fallback>
             <w:pict>
-              <v:group w14:anchorId="50003D5F" id="Group 13" o:spid="_x0000_s1026" style="position:absolute;margin-left:78.5pt;margin-top:31.3pt;width:200.2pt;height:9.5pt;z-index:15732224;mso-wrap-distance-left:0;mso-wrap-distance-right:0;mso-position-horizontal-relative:page;mso-position-vertical-relative:page" coordsize="25425,1206" o:gfxdata="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">
+              <v:group w14:anchorId="388BD559" id="Group 13" o:spid="_x0000_s1026" style="position:absolute;margin-left:78.5pt;margin-top:31.3pt;width:200.2pt;height:9.5pt;z-index:15732224;mso-wrap-distance-left:0;mso-wrap-distance-right:0;mso-position-horizontal-relative:page;mso-position-vertical-relative:page" coordsize="25425,1206" o:gfxdata="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">
                 <v:shape id="Image 14" o:spid="_x0000_s1027" type="#_x0000_t75" style="position:absolute;width:8896;height:1203;visibility:visible;mso-wrap-style:square" o:gfxdata="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">
                   <v:imagedata r:id="rId20" o:title=""/>
                 </v:shape>
@@ -2397,7 +900,7 @@
           </mc:Choice>
           <mc:Fallback>
             <w:pict>
-              <v:group w14:anchorId="3160E42C" id="Group 18" o:spid="_x0000_s1026" style="position:absolute;margin-left:78.5pt;margin-top:45.6pt;width:206.3pt;height:9.5pt;z-index:15732736;mso-wrap-distance-left:0;mso-wrap-distance-right:0;mso-position-horizontal-relative:page;mso-position-vertical-relative:page" coordsize="26200,1206" o:gfxdata="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">
+              <v:group w14:anchorId="7C05BC3F" id="Group 18" o:spid="_x0000_s1026" style="position:absolute;margin-left:78.5pt;margin-top:45.6pt;width:206.3pt;height:9.5pt;z-index:15732736;mso-wrap-distance-left:0;mso-wrap-distance-right:0;mso-position-horizontal-relative:page;mso-position-vertical-relative:page" coordsize="26200,1206" o:gfxdata="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">
                 <v:shape id="Image 19" o:spid="_x0000_s1027" type="#_x0000_t75" style="position:absolute;width:15782;height:1203;visibility:visible;mso-wrap-style:square" o:gfxdata="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">
                   <v:imagedata r:id="rId28" o:title=""/>
                 </v:shape>
@@ -3531,7 +2034,7 @@
           </mc:Choice>
           <mc:Fallback>
             <w:pict>
-              <v:shape w14:anchorId="73AEEC94" id="Graphic 25" o:spid="_x0000_s1026" style="position:absolute;margin-left:461.85pt;margin-top:36.6pt;width:58.9pt;height:7.95pt;z-index:15733760;visibility:visible;mso-wrap-style:square;mso-wrap-distance-left:0;mso-wrap-distance-top:0;mso-wrap-distance-right:0;mso-wrap-distance-bottom:0;mso-position-horizontal:absolute;mso-position-horizontal-relative:page;mso-position-vertical:absolute;mso-position-vertical-relative:page;v-text-anchor:top" coordsize="748030,100965" o:gfxdata="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" path="m719835,29638r-15816,3472l691348,42338r-8417,13196l679879,70914r2447,12835l682379,84030r6956,9245l699932,98750r13420,1802l720891,100552r15116,-4236l737329,87850r-20736,l708545,86841r-6129,-3092l698513,78473r-1370,-7559l746788,70914r1092,-5290l747880,58215r-47495,l703627,48688r4333,-6350l744807,42338r-4475,-6350l731500,31225,719835,29638xem738156,82559r-6447,3172l724133,87850r13196,l738156,82559xem744807,42338r-17432,l730616,46570r,11645l747880,58215r,-3176l745926,43926r-1119,-1588xem535280,44455r-18357,l512625,66681r-2149,5294l509384,77265r,5294l510935,90728r4381,5590l522122,99527r8824,1025l534188,100552r6483,-2118l542632,86841r-11612,l527741,84674r,-9527l528797,74090r6382,-29172l535280,44455xem645350,29638r-15795,3472l616895,42338r-8413,13196l605431,70914r2441,12835l607925,84030r6944,9245l625453,98750r13414,1802l646443,100552r15107,-4234l662881,87850r-20772,l634066,86841r-6117,-3092l624059,78473r-1364,-7559l671247,70914r2168,-10501l673432,58215r-48588,l628207,51715r4063,-5012l637746,43478r7598,-1140l670350,42338r-4485,-6350l657021,31225,645350,29638xem582776,30695r-16209,l565511,33871r,3175l564419,40222,552545,98434r17264,l576191,69262r101,-463l578750,60413r4285,-7095l589348,48406r8543,-1836l604610,46570r676,-2644l605401,43478r-24825,l582684,31225r92,-530xem663707,82559r-7539,3172l649685,87850r13196,l663707,82559xem542820,85731r-2149,l537280,86841r5352,l542820,85731xem670350,42338r-18516,l656168,46570r,11645l673432,58215r,-3176l671647,44918r-82,-463l671472,43926r-1122,-1588xem604610,46570r-2421,l604338,47631r237,-928l604610,46570xem553637,30695r-46402,l504223,43478r-105,448l503993,44455r47459,l553553,31225r84,-530xem606523,29638r-12966,l583831,35988r-3276,7490l605401,43478r3271,-12783l606523,29638xem542820,10584r-19414,6351l520165,30695r18357,l542820,10584xem464037,29638r-8632,l440007,33425r-10758,9840l422937,56875r-2061,15100l422313,82691r4373,9129l434091,98171r10533,2381l451508,99775r6069,-2267l462833,93852r4446,-4945l483663,88907r352,-2115l441382,86792r-2029,-8996l458647,43398r34726,l494303,39161r-17299,l470520,32810r-6483,-3172xem483663,88907r-16384,l465189,98171r-59,263l482394,98434r,-3176l483487,89964r176,-1057xem493373,43398r-26094,l471613,51864r,7408l470062,68931r-4386,8865l458860,84279r-8845,2513l484015,86792r418,-2513l484543,83617r8830,-40219xem502900,l485636,r-8632,39161l494303,39161,502900,xem367990,30695r-17264,l349670,32810r,4236l348577,41279,335759,97938r-112,496l353968,98434r7457,-33342l361543,64563r2117,-7325l367193,50409r5562,-5043l380957,43398r26705,l407434,42140r-2719,-4036l366934,38104r990,-6945l367990,30695xem407662,43398r-21315,l390682,46570r,11645l388496,66681r-6346,31257l382050,98434r17264,l406610,66681r1336,-5294l409002,56097r-72,-5688l407662,43398xem386347,29638r-7539,l372325,32810r-5391,5294l404715,38104r-1782,-2645l395803,31159r-9456,-1521xem337796,2118r-18357,l316197,19053r18357,l337796,2118xem114396,21168r-19428,l77704,98434r19424,l114396,21168xem173747,7408r-20506,l133828,98434r19413,l173747,7408xem224484,7408r-31323,l172655,98434r18357,l208276,23286r17513,l224568,8434r-84,-1026xem225789,23286r-17513,l215734,97260r118,1174l234173,98434,248405,73032r-18530,l225789,23286xem295355,23286r-19078,l259013,98434r19414,l295355,23286xem331312,30695r-18357,l298933,98434r17264,l331312,30695xem298932,7408r-31287,l230931,73032r17474,l276277,23286r19078,l298932,7408xem143516,7408r-72288,l67990,21168r73377,l143516,7408xem38852,7408r-18347,l,98434r56120,l59358,84674r-36696,l38852,7408xe" fillcolor="#004784" stroked="f">
+              <v:shape w14:anchorId="62520560" id="Graphic 25" o:spid="_x0000_s1026" style="position:absolute;margin-left:461.85pt;margin-top:36.6pt;width:58.9pt;height:7.95pt;z-index:15733760;visibility:visible;mso-wrap-style:square;mso-wrap-distance-left:0;mso-wrap-distance-top:0;mso-wrap-distance-right:0;mso-wrap-distance-bottom:0;mso-position-horizontal:absolute;mso-position-horizontal-relative:page;mso-position-vertical:absolute;mso-position-vertical-relative:page;v-text-anchor:top" coordsize="748030,100965" o:gfxdata="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" path="m719835,29638r-15816,3472l691348,42338r-8417,13196l679879,70914r2447,12835l682379,84030r6956,9245l699932,98750r13420,1802l720891,100552r15116,-4236l737329,87850r-20736,l708545,86841r-6129,-3092l698513,78473r-1370,-7559l746788,70914r1092,-5290l747880,58215r-47495,l703627,48688r4333,-6350l744807,42338r-4475,-6350l731500,31225,719835,29638xem738156,82559r-6447,3172l724133,87850r13196,l738156,82559xem744807,42338r-17432,l730616,46570r,11645l747880,58215r,-3176l745926,43926r-1119,-1588xem535280,44455r-18357,l512625,66681r-2149,5294l509384,77265r,5294l510935,90728r4381,5590l522122,99527r8824,1025l534188,100552r6483,-2118l542632,86841r-11612,l527741,84674r,-9527l528797,74090r6382,-29172l535280,44455xem645350,29638r-15795,3472l616895,42338r-8413,13196l605431,70914r2441,12835l607925,84030r6944,9245l625453,98750r13414,1802l646443,100552r15107,-4234l662881,87850r-20772,l634066,86841r-6117,-3092l624059,78473r-1364,-7559l671247,70914r2168,-10501l673432,58215r-48588,l628207,51715r4063,-5012l637746,43478r7598,-1140l670350,42338r-4485,-6350l657021,31225,645350,29638xem582776,30695r-16209,l565511,33871r,3175l564419,40222,552545,98434r17264,l576191,69262r101,-463l578750,60413r4285,-7095l589348,48406r8543,-1836l604610,46570r676,-2644l605401,43478r-24825,l582684,31225r92,-530xem663707,82559r-7539,3172l649685,87850r13196,l663707,82559xem542820,85731r-2149,l537280,86841r5352,l542820,85731xem670350,42338r-18516,l656168,46570r,11645l673432,58215r,-3176l671647,44918r-82,-463l671472,43926r-1122,-1588xem604610,46570r-2421,l604338,47631r237,-928l604610,46570xem553637,30695r-46402,l504223,43478r-105,448l503993,44455r47459,l553553,31225r84,-530xem606523,29638r-12966,l583831,35988r-3276,7490l605401,43478r3271,-12783l606523,29638xem542820,10584r-19414,6351l520165,30695r18357,l542820,10584xem464037,29638r-8632,l440007,33425r-10758,9840l422937,56875r-2061,15100l422313,82691r4373,9129l434091,98171r10533,2381l451508,99775r6069,-2267l462833,93852r4446,-4945l483663,88907r352,-2115l441382,86792r-2029,-8996l458647,43398r34726,l494303,39161r-17299,l470520,32810r-6483,-3172xem483663,88907r-16384,l465189,98171r-59,263l482394,98434r,-3176l483487,89964r176,-1057xem493373,43398r-26094,l471613,51864r,7408l470062,68931r-4386,8865l458860,84279r-8845,2513l484015,86792r418,-2513l484543,83617r8830,-40219xem502900,l485636,r-8632,39161l494303,39161,502900,xem367990,30695r-17264,l349670,32810r,4236l348577,41279,335759,97938r-112,496l353968,98434r7457,-33342l361543,64563r2117,-7325l367193,50409r5562,-5043l380957,43398r26705,l407434,42140r-2719,-4036l366934,38104r990,-6945l367990,30695xem407662,43398r-21315,l390682,46570r,11645l388496,66681r-6346,31257l382050,98434r17264,l406610,66681r1336,-5294l409002,56097r-72,-5688l407662,43398xem386347,29638r-7539,l372325,32810r-5391,5294l404715,38104r-1782,-2645l395803,31159r-9456,-1521xem337796,2118r-18357,l316197,19053r18357,l337796,2118xem114396,21168r-19428,l77704,98434r19424,l114396,21168xem173747,7408r-20506,l133828,98434r19413,l173747,7408xem224484,7408r-31323,l172655,98434r18357,l208276,23286r17513,l224568,8434r-84,-1026xem225789,23286r-17513,l215734,97260r118,1174l234173,98434,248405,73032r-18530,l225789,23286xem295355,23286r-19078,l259013,98434r19414,l295355,23286xem331312,30695r-18357,l298933,98434r17264,l331312,30695xem298932,7408r-31287,l230931,73032r17474,l276277,23286r19078,l298932,7408xem143516,7408r-72288,l67990,21168r73377,l143516,7408xem38852,7408r-18347,l,98434r56120,l59358,84674r-36696,l38852,7408xe" fillcolor="#004784" stroked="f">
                 <v:path arrowok="t"/>
                 <w10:wrap anchorx="page" anchory="page"/>
               </v:shape>
@@ -5571,7 +4074,7 @@
                 </mc:Choice>
                 <mc:Fallback>
                   <w:pict>
-                    <v:group w14:anchorId="1A557167" id="Group 26" o:spid="_x0000_s1026" style="position:absolute;margin-left:23.4pt;margin-top:6.4pt;width:8.3pt;height:12.85pt;z-index:-15837696;mso-wrap-distance-left:0;mso-wrap-distance-right:0" coordsize="105410,163195" o:gfxdata="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">
+                    <v:group w14:anchorId="73A9A3B2" id="Group 26" o:spid="_x0000_s1026" style="position:absolute;margin-left:23.4pt;margin-top:6.4pt;width:8.3pt;height:12.85pt;z-index:-15837696;mso-wrap-distance-left:0;mso-wrap-distance-right:0" coordsize="105410,163195" o:gfxdata="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">
                       <v:shape id="Image 27" o:spid="_x0000_s1027" type="#_x0000_t75" style="position:absolute;width:104173;height:161544;visibility:visible;mso-wrap-style:square" o:gfxdata="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">
                         <v:imagedata r:id="rId34" o:title=""/>
                       </v:shape>
@@ -6083,14 +4586,12 @@
               </w:rPr>
               <w:t xml:space="preserve"> </w:t>
             </w:r>
-            <w:proofErr w:type="spellStart"/>
             <w:r>
               <w:rPr>
                 <w:color w:val="252525"/>
               </w:rPr>
               <w:t>LTIMindtree’s</w:t>
             </w:r>
-            <w:proofErr w:type="spellEnd"/>
             <w:r>
               <w:rPr>
                 <w:color w:val="252525"/>
@@ -6446,19 +4947,11 @@
               </w:rPr>
               <w:t xml:space="preserve"> </w:t>
             </w:r>
-            <w:proofErr w:type="spellStart"/>
-            <w:r>
-              <w:rPr>
-                <w:color w:val="252525"/>
-              </w:rPr>
-              <w:t>LTIMindtree</w:t>
-            </w:r>
-            <w:proofErr w:type="spellEnd"/>
-            <w:r>
-              <w:rPr>
-                <w:color w:val="252525"/>
-              </w:rPr>
-              <w:t xml:space="preserve"> interview</w:t>
+            <w:r>
+              <w:rPr>
+                <w:color w:val="252525"/>
+              </w:rPr>
+              <w:t>LTIMindtree interview</w:t>
             </w:r>
             <w:r>
               <w:rPr>
@@ -6562,21 +5055,7 @@
               <w:rPr>
                 <w:color w:val="252525"/>
               </w:rPr>
-              <w:t xml:space="preserve">(If found so, </w:t>
-            </w:r>
-            <w:proofErr w:type="spellStart"/>
-            <w:r>
-              <w:rPr>
-                <w:color w:val="252525"/>
-              </w:rPr>
-              <w:t>LTIMindtree</w:t>
-            </w:r>
-            <w:proofErr w:type="spellEnd"/>
-            <w:r>
-              <w:rPr>
-                <w:color w:val="252525"/>
-              </w:rPr>
-              <w:t xml:space="preserve"> may take immediate action and cancel the candidature at ANY stage)</w:t>
+              <w:t>(If found so, LTIMindtree may take immediate action and cancel the candidature at ANY stage)</w:t>
             </w:r>
           </w:p>
           <w:p>
@@ -6832,7 +5311,7 @@
           </mc:Choice>
           <mc:Fallback>
             <w:pict>
-              <v:group w14:anchorId="26F7526A" id="Group 28" o:spid="_x0000_s1026" style="position:absolute;margin-left:218.2pt;margin-top:20.7pt;width:184.15pt;height:9.5pt;z-index:-15726080;mso-wrap-distance-left:0;mso-wrap-distance-right:0;mso-position-horizontal-relative:page" coordsize="23387,1206" o:gfxdata="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">
+              <v:group w14:anchorId="685EA63C" id="Group 28" o:spid="_x0000_s1026" style="position:absolute;margin-left:218.2pt;margin-top:20.7pt;width:184.15pt;height:9.5pt;z-index:-15726080;mso-wrap-distance-left:0;mso-wrap-distance-right:0;mso-position-horizontal-relative:page" coordsize="23387,1206" o:gfxdata="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">
                 <v:shape id="Image 29" o:spid="_x0000_s1027" type="#_x0000_t75" style="position:absolute;width:22771;height:1203;visibility:visible;mso-wrap-style:square" o:gfxdata="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">
                   <v:imagedata r:id="rId37" o:title=""/>
                 </v:shape>
@@ -8286,7 +6765,7 @@
           </mc:Choice>
           <mc:Fallback>
             <w:pict>
-              <v:group w14:anchorId="156CAD8F" id="Group 32" o:spid="_x0000_s1026" style="position:absolute;margin-left:.2pt;margin-top:.95pt;width:593.55pt;height:839.9pt;z-index:15734784;mso-wrap-distance-left:0;mso-wrap-distance-right:0;mso-position-horizontal-relative:page;mso-position-vertical-relative:page" coordsize="75380,106667" o:gfxdata="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">
+              <v:group w14:anchorId="70890B48" id="Group 32" o:spid="_x0000_s1026" style="position:absolute;margin-left:.2pt;margin-top:.95pt;width:593.55pt;height:839.9pt;z-index:15734784;mso-wrap-distance-left:0;mso-wrap-distance-right:0;mso-position-horizontal-relative:page;mso-position-vertical-relative:page" coordsize="75380,106667" o:gfxdata="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">
                 <v:shape id="Image 33" o:spid="_x0000_s1027" type="#_x0000_t75" style="position:absolute;left:65841;top:101972;width:564;height:1173;visibility:visible;mso-wrap-style:square" o:gfxdata="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">
                   <v:imagedata r:id="rId42" o:title=""/>
                 </v:shape>

--- a/L AND T ACKNOWLEDGEMENT.docx
+++ b/L AND T ACKNOWLEDGEMENT.docx
@@ -201,7 +201,7 @@
           </mc:Choice>
           <mc:Fallback>
             <w:pict>
-              <v:shape w14:anchorId="71787FBD" id="Graphic 6" o:spid="_x0000_s1026" style="position:absolute;margin-left:49.95pt;margin-top:18.85pt;width:181.95pt;height:.1pt;z-index:-15727616;visibility:visible;mso-wrap-style:square;mso-wrap-distance-left:0;mso-wrap-distance-top:0;mso-wrap-distance-right:0;mso-wrap-distance-bottom:0;mso-position-horizontal:absolute;mso-position-horizontal-relative:page;mso-position-vertical:absolute;mso-position-vertical-relative:text;v-text-anchor:top" coordsize="2310765,1270" o:gfxdata="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" path="m,l2310765,e" filled="f" strokecolor="#8faadc" strokeweight=".5pt">
+              <v:shape w14:anchorId="361A96B1" id="Graphic 6" o:spid="_x0000_s1026" style="position:absolute;margin-left:49.95pt;margin-top:18.85pt;width:181.95pt;height:.1pt;z-index:-15727616;visibility:visible;mso-wrap-style:square;mso-wrap-distance-left:0;mso-wrap-distance-top:0;mso-wrap-distance-right:0;mso-wrap-distance-bottom:0;mso-position-horizontal:absolute;mso-position-horizontal-relative:page;mso-position-vertical:absolute;mso-position-vertical-relative:text;v-text-anchor:top" coordsize="2310765,1270" o:gfxdata="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" path="m,l2310765,e" filled="f" strokecolor="#8faadc" strokeweight=".5pt">
                 <v:path arrowok="t"/>
                 <w10:wrap type="topAndBottom" anchorx="page"/>
               </v:shape>
@@ -214,7 +214,23 @@
           <w:rFonts w:ascii="Times New Roman"/>
           <w:sz w:val="20"/>
         </w:rPr>
-        <w:t xml:space="preserve">             B.YASMITHA REDDY  </w:t>
+        <w:t xml:space="preserve">             </w:t>
+      </w:r>
+      <w:proofErr w:type="gramStart"/>
+      <w:r>
+        <w:rPr>
+          <w:rFonts w:ascii="Times New Roman"/>
+          <w:sz w:val="20"/>
+        </w:rPr>
+        <w:t>B.YASMITHA</w:t>
+      </w:r>
+      <w:proofErr w:type="gramEnd"/>
+      <w:r>
+        <w:rPr>
+          <w:rFonts w:ascii="Times New Roman"/>
+          <w:sz w:val="20"/>
+        </w:rPr>
+        <w:t xml:space="preserve"> REDDY  </w:t>
       </w:r>
     </w:p>
     <w:p>
@@ -235,6 +251,22 @@
           <w:sz w:val="20"/>
         </w:rPr>
       </w:pPr>
+    </w:p>
+    <w:p>
+      <w:pPr>
+        <w:pStyle w:val="BodyText"/>
+        <w:rPr>
+          <w:rFonts w:ascii="Times New Roman"/>
+        </w:rPr>
+      </w:pPr>
+    </w:p>
+    <w:p>
+      <w:pPr>
+        <w:pStyle w:val="BodyText"/>
+        <w:rPr>
+          <w:rFonts w:ascii="Times New Roman"/>
+        </w:rPr>
+      </w:pPr>
       <w:r>
         <w:rPr>
           <w:rFonts w:ascii="Times New Roman"/>
@@ -244,13 +276,13 @@
         <mc:AlternateContent>
           <mc:Choice Requires="wpg">
             <w:drawing>
-              <wp:anchor distT="0" distB="0" distL="0" distR="0" simplePos="0" relativeHeight="487589376" behindDoc="1" locked="0" layoutInCell="1" allowOverlap="1" wp14:anchorId="6D25AD35" wp14:editId="5972BDF1">
+              <wp:anchor distT="0" distB="0" distL="0" distR="0" simplePos="0" relativeHeight="487589376" behindDoc="1" locked="0" layoutInCell="1" allowOverlap="1" wp14:anchorId="6D25AD35" wp14:editId="211EDE3E">
                 <wp:simplePos x="0" y="0"/>
                 <wp:positionH relativeFrom="page">
-                  <wp:posOffset>624840</wp:posOffset>
+                  <wp:posOffset>1533797</wp:posOffset>
                 </wp:positionH>
                 <wp:positionV relativeFrom="paragraph">
-                  <wp:posOffset>203034</wp:posOffset>
+                  <wp:posOffset>387713</wp:posOffset>
                 </wp:positionV>
                 <wp:extent cx="4487545" cy="873760"/>
                 <wp:effectExtent l="0" t="0" r="0" b="0"/>
@@ -386,7 +418,7 @@
           </mc:Choice>
           <mc:Fallback>
             <w:pict>
-              <v:group w14:anchorId="76D0593E" id="Group 7" o:spid="_x0000_s1026" style="position:absolute;margin-left:49.2pt;margin-top:16pt;width:353.35pt;height:68.8pt;z-index:-15727104;mso-wrap-distance-left:0;mso-wrap-distance-right:0;mso-position-horizontal-relative:page" coordsize="44875,8737" o:gfxdata="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">
+              <v:group w14:anchorId="0027B6D1" id="Group 7" o:spid="_x0000_s1026" style="position:absolute;margin-left:120.75pt;margin-top:30.55pt;width:353.35pt;height:68.8pt;z-index:-15727104;mso-wrap-distance-left:0;mso-wrap-distance-right:0;mso-position-horizontal-relative:page" coordsize="44875,8737" o:gfxdata="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">
                 <v:shapetype id="_x0000_t75" coordsize="21600,21600" o:spt="75" o:preferrelative="t" path="m@4@5l@4@11@9@11@9@5xe" filled="f" stroked="f">
                   <v:stroke joinstyle="miter"/>
                   <v:formulas>
@@ -463,125 +495,11 @@
     <w:p>
       <w:pPr>
         <w:pStyle w:val="BodyText"/>
-        <w:rPr>
-          <w:rFonts w:ascii="Times New Roman"/>
-        </w:rPr>
-      </w:pPr>
-    </w:p>
-    <w:p>
-      <w:pPr>
-        <w:pStyle w:val="BodyText"/>
-        <w:rPr>
-          <w:rFonts w:ascii="Times New Roman"/>
-        </w:rPr>
-      </w:pPr>
-    </w:p>
-    <w:p>
-      <w:pPr>
-        <w:pStyle w:val="BodyText"/>
         <w:spacing w:before="1"/>
         <w:rPr>
           <w:rFonts w:ascii="Times New Roman"/>
         </w:rPr>
       </w:pPr>
-    </w:p>
-    <w:p>
-      <w:pPr>
-        <w:pStyle w:val="BodyText"/>
-        <w:spacing w:before="1"/>
-        <w:ind w:left="276"/>
-      </w:pPr>
-      <w:r>
-        <w:rPr>
-          <w:color w:val="252525"/>
-        </w:rPr>
-        <w:t>Document</w:t>
-      </w:r>
-      <w:r>
-        <w:rPr>
-          <w:color w:val="252525"/>
-          <w:spacing w:val="-7"/>
-        </w:rPr>
-        <w:t xml:space="preserve"> </w:t>
-      </w:r>
-      <w:r>
-        <w:rPr>
-          <w:color w:val="252525"/>
-        </w:rPr>
-        <w:t>Version</w:t>
-      </w:r>
-      <w:r>
-        <w:rPr>
-          <w:color w:val="252525"/>
-          <w:spacing w:val="-4"/>
-        </w:rPr>
-        <w:t xml:space="preserve"> </w:t>
-      </w:r>
-      <w:r>
-        <w:rPr>
-          <w:color w:val="252525"/>
-        </w:rPr>
-        <w:t>/</w:t>
-      </w:r>
-      <w:r>
-        <w:rPr>
-          <w:color w:val="252525"/>
-          <w:spacing w:val="-5"/>
-        </w:rPr>
-        <w:t xml:space="preserve"> </w:t>
-      </w:r>
-      <w:r>
-        <w:rPr>
-          <w:color w:val="252525"/>
-        </w:rPr>
-        <w:t>Details</w:t>
-      </w:r>
-      <w:r>
-        <w:rPr>
-          <w:color w:val="252525"/>
-          <w:spacing w:val="-4"/>
-        </w:rPr>
-        <w:t xml:space="preserve"> </w:t>
-      </w:r>
-      <w:r>
-        <w:rPr>
-          <w:color w:val="252525"/>
-        </w:rPr>
-        <w:t>Ver.</w:t>
-      </w:r>
-      <w:r>
-        <w:rPr>
-          <w:color w:val="252525"/>
-          <w:spacing w:val="-3"/>
-        </w:rPr>
-        <w:t xml:space="preserve"> </w:t>
-      </w:r>
-      <w:r>
-        <w:rPr>
-          <w:color w:val="252525"/>
-        </w:rPr>
-        <w:t>6/</w:t>
-      </w:r>
-      <w:r>
-        <w:rPr>
-          <w:color w:val="252525"/>
-          <w:spacing w:val="-4"/>
-        </w:rPr>
-        <w:t xml:space="preserve"> </w:t>
-      </w:r>
-      <w:r>
-        <w:rPr>
-          <w:color w:val="252525"/>
-        </w:rPr>
-        <w:t>08-September-</w:t>
-      </w:r>
-      <w:r>
-        <w:rPr>
-          <w:color w:val="252525"/>
-          <w:spacing w:val="-4"/>
-        </w:rPr>
-        <w:t>2025</w:t>
-      </w:r>
     </w:p>
     <w:p>
       <w:pPr>
@@ -731,7 +649,7 @@
           </mc:Choice>
           <mc:Fallback>
             <w:pict>
-              <v:group w14:anchorId="388BD559" id="Group 13" o:spid="_x0000_s1026" style="position:absolute;margin-left:78.5pt;margin-top:31.3pt;width:200.2pt;height:9.5pt;z-index:15732224;mso-wrap-distance-left:0;mso-wrap-distance-right:0;mso-position-horizontal-relative:page;mso-position-vertical-relative:page" coordsize="25425,1206" o:gfxdata="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">
+              <v:group w14:anchorId="0F35DE2B" id="Group 13" o:spid="_x0000_s1026" style="position:absolute;margin-left:78.5pt;margin-top:31.3pt;width:200.2pt;height:9.5pt;z-index:15732224;mso-wrap-distance-left:0;mso-wrap-distance-right:0;mso-position-horizontal-relative:page;mso-position-vertical-relative:page" coordsize="25425,1206" o:gfxdata="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">
                 <v:shape id="Image 14" o:spid="_x0000_s1027" type="#_x0000_t75" style="position:absolute;width:8896;height:1203;visibility:visible;mso-wrap-style:square" o:gfxdata="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">
                   <v:imagedata r:id="rId20" o:title=""/>
                 </v:shape>
@@ -900,7 +818,7 @@
           </mc:Choice>
           <mc:Fallback>
             <w:pict>
-              <v:group w14:anchorId="7C05BC3F" id="Group 18" o:spid="_x0000_s1026" style="position:absolute;margin-left:78.5pt;margin-top:45.6pt;width:206.3pt;height:9.5pt;z-index:15732736;mso-wrap-distance-left:0;mso-wrap-distance-right:0;mso-position-horizontal-relative:page;mso-position-vertical-relative:page" coordsize="26200,1206" o:gfxdata="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">
+              <v:group w14:anchorId="5DA018B7" id="Group 18" o:spid="_x0000_s1026" style="position:absolute;margin-left:78.5pt;margin-top:45.6pt;width:206.3pt;height:9.5pt;z-index:15732736;mso-wrap-distance-left:0;mso-wrap-distance-right:0;mso-position-horizontal-relative:page;mso-position-vertical-relative:page" coordsize="26200,1206" o:gfxdata="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">
                 <v:shape id="Image 19" o:spid="_x0000_s1027" type="#_x0000_t75" style="position:absolute;width:15782;height:1203;visibility:visible;mso-wrap-style:square" o:gfxdata="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">
                   <v:imagedata r:id="rId28" o:title=""/>
                 </v:shape>
@@ -2034,7 +1952,7 @@
           </mc:Choice>
           <mc:Fallback>
             <w:pict>
-              <v:shape w14:anchorId="62520560" id="Graphic 25" o:spid="_x0000_s1026" style="position:absolute;margin-left:461.85pt;margin-top:36.6pt;width:58.9pt;height:7.95pt;z-index:15733760;visibility:visible;mso-wrap-style:square;mso-wrap-distance-left:0;mso-wrap-distance-top:0;mso-wrap-distance-right:0;mso-wrap-distance-bottom:0;mso-position-horizontal:absolute;mso-position-horizontal-relative:page;mso-position-vertical:absolute;mso-position-vertical-relative:page;v-text-anchor:top" coordsize="748030,100965" o:gfxdata="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" path="m719835,29638r-15816,3472l691348,42338r-8417,13196l679879,70914r2447,12835l682379,84030r6956,9245l699932,98750r13420,1802l720891,100552r15116,-4236l737329,87850r-20736,l708545,86841r-6129,-3092l698513,78473r-1370,-7559l746788,70914r1092,-5290l747880,58215r-47495,l703627,48688r4333,-6350l744807,42338r-4475,-6350l731500,31225,719835,29638xem738156,82559r-6447,3172l724133,87850r13196,l738156,82559xem744807,42338r-17432,l730616,46570r,11645l747880,58215r,-3176l745926,43926r-1119,-1588xem535280,44455r-18357,l512625,66681r-2149,5294l509384,77265r,5294l510935,90728r4381,5590l522122,99527r8824,1025l534188,100552r6483,-2118l542632,86841r-11612,l527741,84674r,-9527l528797,74090r6382,-29172l535280,44455xem645350,29638r-15795,3472l616895,42338r-8413,13196l605431,70914r2441,12835l607925,84030r6944,9245l625453,98750r13414,1802l646443,100552r15107,-4234l662881,87850r-20772,l634066,86841r-6117,-3092l624059,78473r-1364,-7559l671247,70914r2168,-10501l673432,58215r-48588,l628207,51715r4063,-5012l637746,43478r7598,-1140l670350,42338r-4485,-6350l657021,31225,645350,29638xem582776,30695r-16209,l565511,33871r,3175l564419,40222,552545,98434r17264,l576191,69262r101,-463l578750,60413r4285,-7095l589348,48406r8543,-1836l604610,46570r676,-2644l605401,43478r-24825,l582684,31225r92,-530xem663707,82559r-7539,3172l649685,87850r13196,l663707,82559xem542820,85731r-2149,l537280,86841r5352,l542820,85731xem670350,42338r-18516,l656168,46570r,11645l673432,58215r,-3176l671647,44918r-82,-463l671472,43926r-1122,-1588xem604610,46570r-2421,l604338,47631r237,-928l604610,46570xem553637,30695r-46402,l504223,43478r-105,448l503993,44455r47459,l553553,31225r84,-530xem606523,29638r-12966,l583831,35988r-3276,7490l605401,43478r3271,-12783l606523,29638xem542820,10584r-19414,6351l520165,30695r18357,l542820,10584xem464037,29638r-8632,l440007,33425r-10758,9840l422937,56875r-2061,15100l422313,82691r4373,9129l434091,98171r10533,2381l451508,99775r6069,-2267l462833,93852r4446,-4945l483663,88907r352,-2115l441382,86792r-2029,-8996l458647,43398r34726,l494303,39161r-17299,l470520,32810r-6483,-3172xem483663,88907r-16384,l465189,98171r-59,263l482394,98434r,-3176l483487,89964r176,-1057xem493373,43398r-26094,l471613,51864r,7408l470062,68931r-4386,8865l458860,84279r-8845,2513l484015,86792r418,-2513l484543,83617r8830,-40219xem502900,l485636,r-8632,39161l494303,39161,502900,xem367990,30695r-17264,l349670,32810r,4236l348577,41279,335759,97938r-112,496l353968,98434r7457,-33342l361543,64563r2117,-7325l367193,50409r5562,-5043l380957,43398r26705,l407434,42140r-2719,-4036l366934,38104r990,-6945l367990,30695xem407662,43398r-21315,l390682,46570r,11645l388496,66681r-6346,31257l382050,98434r17264,l406610,66681r1336,-5294l409002,56097r-72,-5688l407662,43398xem386347,29638r-7539,l372325,32810r-5391,5294l404715,38104r-1782,-2645l395803,31159r-9456,-1521xem337796,2118r-18357,l316197,19053r18357,l337796,2118xem114396,21168r-19428,l77704,98434r19424,l114396,21168xem173747,7408r-20506,l133828,98434r19413,l173747,7408xem224484,7408r-31323,l172655,98434r18357,l208276,23286r17513,l224568,8434r-84,-1026xem225789,23286r-17513,l215734,97260r118,1174l234173,98434,248405,73032r-18530,l225789,23286xem295355,23286r-19078,l259013,98434r19414,l295355,23286xem331312,30695r-18357,l298933,98434r17264,l331312,30695xem298932,7408r-31287,l230931,73032r17474,l276277,23286r19078,l298932,7408xem143516,7408r-72288,l67990,21168r73377,l143516,7408xem38852,7408r-18347,l,98434r56120,l59358,84674r-36696,l38852,7408xe" fillcolor="#004784" stroked="f">
+              <v:shape w14:anchorId="0D3016E5" id="Graphic 25" o:spid="_x0000_s1026" style="position:absolute;margin-left:461.85pt;margin-top:36.6pt;width:58.9pt;height:7.95pt;z-index:15733760;visibility:visible;mso-wrap-style:square;mso-wrap-distance-left:0;mso-wrap-distance-top:0;mso-wrap-distance-right:0;mso-wrap-distance-bottom:0;mso-position-horizontal:absolute;mso-position-horizontal-relative:page;mso-position-vertical:absolute;mso-position-vertical-relative:page;v-text-anchor:top" coordsize="748030,100965" o:gfxdata="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" path="m719835,29638r-15816,3472l691348,42338r-8417,13196l679879,70914r2447,12835l682379,84030r6956,9245l699932,98750r13420,1802l720891,100552r15116,-4236l737329,87850r-20736,l708545,86841r-6129,-3092l698513,78473r-1370,-7559l746788,70914r1092,-5290l747880,58215r-47495,l703627,48688r4333,-6350l744807,42338r-4475,-6350l731500,31225,719835,29638xem738156,82559r-6447,3172l724133,87850r13196,l738156,82559xem744807,42338r-17432,l730616,46570r,11645l747880,58215r,-3176l745926,43926r-1119,-1588xem535280,44455r-18357,l512625,66681r-2149,5294l509384,77265r,5294l510935,90728r4381,5590l522122,99527r8824,1025l534188,100552r6483,-2118l542632,86841r-11612,l527741,84674r,-9527l528797,74090r6382,-29172l535280,44455xem645350,29638r-15795,3472l616895,42338r-8413,13196l605431,70914r2441,12835l607925,84030r6944,9245l625453,98750r13414,1802l646443,100552r15107,-4234l662881,87850r-20772,l634066,86841r-6117,-3092l624059,78473r-1364,-7559l671247,70914r2168,-10501l673432,58215r-48588,l628207,51715r4063,-5012l637746,43478r7598,-1140l670350,42338r-4485,-6350l657021,31225,645350,29638xem582776,30695r-16209,l565511,33871r,3175l564419,40222,552545,98434r17264,l576191,69262r101,-463l578750,60413r4285,-7095l589348,48406r8543,-1836l604610,46570r676,-2644l605401,43478r-24825,l582684,31225r92,-530xem663707,82559r-7539,3172l649685,87850r13196,l663707,82559xem542820,85731r-2149,l537280,86841r5352,l542820,85731xem670350,42338r-18516,l656168,46570r,11645l673432,58215r,-3176l671647,44918r-82,-463l671472,43926r-1122,-1588xem604610,46570r-2421,l604338,47631r237,-928l604610,46570xem553637,30695r-46402,l504223,43478r-105,448l503993,44455r47459,l553553,31225r84,-530xem606523,29638r-12966,l583831,35988r-3276,7490l605401,43478r3271,-12783l606523,29638xem542820,10584r-19414,6351l520165,30695r18357,l542820,10584xem464037,29638r-8632,l440007,33425r-10758,9840l422937,56875r-2061,15100l422313,82691r4373,9129l434091,98171r10533,2381l451508,99775r6069,-2267l462833,93852r4446,-4945l483663,88907r352,-2115l441382,86792r-2029,-8996l458647,43398r34726,l494303,39161r-17299,l470520,32810r-6483,-3172xem483663,88907r-16384,l465189,98171r-59,263l482394,98434r,-3176l483487,89964r176,-1057xem493373,43398r-26094,l471613,51864r,7408l470062,68931r-4386,8865l458860,84279r-8845,2513l484015,86792r418,-2513l484543,83617r8830,-40219xem502900,l485636,r-8632,39161l494303,39161,502900,xem367990,30695r-17264,l349670,32810r,4236l348577,41279,335759,97938r-112,496l353968,98434r7457,-33342l361543,64563r2117,-7325l367193,50409r5562,-5043l380957,43398r26705,l407434,42140r-2719,-4036l366934,38104r990,-6945l367990,30695xem407662,43398r-21315,l390682,46570r,11645l388496,66681r-6346,31257l382050,98434r17264,l406610,66681r1336,-5294l409002,56097r-72,-5688l407662,43398xem386347,29638r-7539,l372325,32810r-5391,5294l404715,38104r-1782,-2645l395803,31159r-9456,-1521xem337796,2118r-18357,l316197,19053r18357,l337796,2118xem114396,21168r-19428,l77704,98434r19424,l114396,21168xem173747,7408r-20506,l133828,98434r19413,l173747,7408xem224484,7408r-31323,l172655,98434r18357,l208276,23286r17513,l224568,8434r-84,-1026xem225789,23286r-17513,l215734,97260r118,1174l234173,98434,248405,73032r-18530,l225789,23286xem295355,23286r-19078,l259013,98434r19414,l295355,23286xem331312,30695r-18357,l298933,98434r17264,l331312,30695xem298932,7408r-31287,l230931,73032r17474,l276277,23286r19078,l298932,7408xem143516,7408r-72288,l67990,21168r73377,l143516,7408xem38852,7408r-18347,l,98434r56120,l59358,84674r-36696,l38852,7408xe" fillcolor="#004784" stroked="f">
                 <v:path arrowok="t"/>
                 <w10:wrap anchorx="page" anchory="page"/>
               </v:shape>
@@ -4074,7 +3992,7 @@
                 </mc:Choice>
                 <mc:Fallback>
                   <w:pict>
-                    <v:group w14:anchorId="73A9A3B2" id="Group 26" o:spid="_x0000_s1026" style="position:absolute;margin-left:23.4pt;margin-top:6.4pt;width:8.3pt;height:12.85pt;z-index:-15837696;mso-wrap-distance-left:0;mso-wrap-distance-right:0" coordsize="105410,163195" o:gfxdata="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">
+                    <v:group w14:anchorId="4D490F42" id="Group 26" o:spid="_x0000_s1026" style="position:absolute;margin-left:23.4pt;margin-top:6.4pt;width:8.3pt;height:12.85pt;z-index:-15837696;mso-wrap-distance-left:0;mso-wrap-distance-right:0" coordsize="105410,163195" o:gfxdata="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">
                       <v:shape id="Image 27" o:spid="_x0000_s1027" type="#_x0000_t75" style="position:absolute;width:104173;height:161544;visibility:visible;mso-wrap-style:square" o:gfxdata="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">
                         <v:imagedata r:id="rId34" o:title=""/>
                       </v:shape>
@@ -4586,12 +4504,14 @@
               </w:rPr>
               <w:t xml:space="preserve"> </w:t>
             </w:r>
+            <w:proofErr w:type="spellStart"/>
             <w:r>
               <w:rPr>
                 <w:color w:val="252525"/>
               </w:rPr>
               <w:t>LTIMindtree’s</w:t>
             </w:r>
+            <w:proofErr w:type="spellEnd"/>
             <w:r>
               <w:rPr>
                 <w:color w:val="252525"/>
@@ -4947,11 +4867,19 @@
               </w:rPr>
               <w:t xml:space="preserve"> </w:t>
             </w:r>
-            <w:r>
-              <w:rPr>
-                <w:color w:val="252525"/>
-              </w:rPr>
-              <w:t>LTIMindtree interview</w:t>
+            <w:proofErr w:type="spellStart"/>
+            <w:r>
+              <w:rPr>
+                <w:color w:val="252525"/>
+              </w:rPr>
+              <w:t>LTIMindtree</w:t>
+            </w:r>
+            <w:proofErr w:type="spellEnd"/>
+            <w:r>
+              <w:rPr>
+                <w:color w:val="252525"/>
+              </w:rPr>
+              <w:t xml:space="preserve"> interview</w:t>
             </w:r>
             <w:r>
               <w:rPr>
@@ -5055,7 +4983,21 @@
               <w:rPr>
                 <w:color w:val="252525"/>
               </w:rPr>
-              <w:t>(If found so, LTIMindtree may take immediate action and cancel the candidature at ANY stage)</w:t>
+              <w:t xml:space="preserve">(If found so, </w:t>
+            </w:r>
+            <w:proofErr w:type="spellStart"/>
+            <w:r>
+              <w:rPr>
+                <w:color w:val="252525"/>
+              </w:rPr>
+              <w:t>LTIMindtree</w:t>
+            </w:r>
+            <w:proofErr w:type="spellEnd"/>
+            <w:r>
+              <w:rPr>
+                <w:color w:val="252525"/>
+              </w:rPr>
+              <w:t xml:space="preserve"> may take immediate action and cancel the candidature at ANY stage)</w:t>
             </w:r>
           </w:p>
           <w:p>
@@ -5311,7 +5253,7 @@
           </mc:Choice>
           <mc:Fallback>
             <w:pict>
-              <v:group w14:anchorId="685EA63C" id="Group 28" o:spid="_x0000_s1026" style="position:absolute;margin-left:218.2pt;margin-top:20.7pt;width:184.15pt;height:9.5pt;z-index:-15726080;mso-wrap-distance-left:0;mso-wrap-distance-right:0;mso-position-horizontal-relative:page" coordsize="23387,1206" o:gfxdata="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">
+              <v:group w14:anchorId="48531F77" id="Group 28" o:spid="_x0000_s1026" style="position:absolute;margin-left:218.2pt;margin-top:20.7pt;width:184.15pt;height:9.5pt;z-index:-15726080;mso-wrap-distance-left:0;mso-wrap-distance-right:0;mso-position-horizontal-relative:page" coordsize="23387,1206" o:gfxdata="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">
                 <v:shape id="Image 29" o:spid="_x0000_s1027" type="#_x0000_t75" style="position:absolute;width:22771;height:1203;visibility:visible;mso-wrap-style:square" o:gfxdata="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">
                   <v:imagedata r:id="rId37" o:title=""/>
                 </v:shape>
@@ -6765,7 +6707,7 @@
           </mc:Choice>
           <mc:Fallback>
             <w:pict>
-              <v:group w14:anchorId="70890B48" id="Group 32" o:spid="_x0000_s1026" style="position:absolute;margin-left:.2pt;margin-top:.95pt;width:593.55pt;height:839.9pt;z-index:15734784;mso-wrap-distance-left:0;mso-wrap-distance-right:0;mso-position-horizontal-relative:page;mso-position-vertical-relative:page" coordsize="75380,106667" o:gfxdata="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">
+              <v:group w14:anchorId="4F12ED29" id="Group 32" o:spid="_x0000_s1026" style="position:absolute;margin-left:.2pt;margin-top:.95pt;width:593.55pt;height:839.9pt;z-index:15734784;mso-wrap-distance-left:0;mso-wrap-distance-right:0;mso-position-horizontal-relative:page;mso-position-vertical-relative:page" coordsize="75380,106667" o:gfxdata="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">
                 <v:shape id="Image 33" o:spid="_x0000_s1027" type="#_x0000_t75" style="position:absolute;left:65841;top:101972;width:564;height:1173;visibility:visible;mso-wrap-style:square" o:gfxdata="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">
                   <v:imagedata r:id="rId42" o:title=""/>
                 </v:shape>
